--- a/output/金源/专题/无锡金源半导体专题材料.docx
+++ b/output/金源/专题/无锡金源半导体专题材料.docx
@@ -43,7 +43,7 @@
           <w:b w:val="0"/>
           <w:sz w:val="24"/>
         </w:rPr>
-        <w:t xml:space="preserve">半导体设备零部件位于设备制造与晶圆制造之间，采购路径有两条：设备厂商采购用于整机装配，晶圆厂在设备运行中采购用于替换损耗件。前者跟随设备厂出货与晶圆厂资本开支，后者跟随产线的产能利用率与工艺运行时长。两条路径均以通过客户认证为前提，因此本环节的壁垒集中在客户导入，而非产能。</w:t>
+        <w:t xml:space="preserve">半导体设备零部件处于设备制造与晶圆制造之间，设备厂商与晶圆制造厂商均为其直接客户，由此形成两条并行的采购路径：设备厂商为整机装配而采购，晶圆制造厂商则在设备运行过程中采购，用于替换损耗件。前者的需求随设备厂商的出货规模与晶圆厂的资本开支波动，后者的需求取决于产线的产能利用率与工艺运行时长。两条路径的共同前提均为通过客户认证，本环节的壁垒因此集中于客户导入，而非产能规模。</w:t>
       </w:r>
     </w:p>
     <w:p>
@@ -58,7 +58,7 @@
           <w:b w:val="0"/>
           <w:sz w:val="24"/>
         </w:rPr>
-        <w:t xml:space="preserve">客户导入分三步。第一步为合格供应商认证，客户对加工能力、产能与工艺稳定性逐项评估，涉及机加工、焊接与表面处理的还需单独考察；第二步为产品认证，按具体机型试制并交客户验证；第三步方进入批量生产。前两步不产生收入，却决定后续订单的归属，新进入者的时间成本主要发生在这一阶段。</w:t>
+        <w:t xml:space="preserve">客户导入通常分为三个阶段。首先为合格供应商认证，客户就加工能力、产能与工艺稳定性逐项评估，涉及机加工、焊接与表面处理的还需单独考察；其次为产品认证，按具体机型试制并交由客户验证；通过之后方可进入批量供货。前两个阶段均不产生收入，却决定后续订单的归属，新进入者的时间成本主要发生于此。</w:t>
       </w:r>
     </w:p>
     <w:p>
@@ -73,7 +73,7 @@
           <w:b w:val="0"/>
           <w:sz w:val="24"/>
         </w:rPr>
-        <w:t xml:space="preserve">高壁垒对应高集中度。零部件行业整体集中度约 50%，细分品类普遍更高，本环节的机会因而在单一品类的突破，而非规模上的全面比拼。公司对应的三个品类，竞争格局与国产化程度各不相同。</w:t>
+        <w:t xml:space="preserve">较高的导入壁垒对应较高的市场集中度。零部件行业整体集中度约 50%，细分品类普遍高于这一水平。本环节的机会因而在于单一品类的突破，而非规模上的全面比拼。公司所对应的三个品类，其竞争格局与国产化程度各不相同。</w:t>
       </w:r>
     </w:p>
     <w:p>
@@ -564,7 +564,7 @@
           <w:b w:val="0"/>
           <w:sz w:val="24"/>
         </w:rPr>
-        <w:t xml:space="preserve">气体喷淋头的规模在三个品类中最大，国产供给形成也最早。喷淋头按材质分为硅质、金属与其他三类。据 QYResearch 统计，2024 年全球硅质喷淋头产量约 25 万只、单价 3,600 美元，金属喷淋头产量约 15 万只、单价 1,400 美元；按此测算，金属喷淋头约占全球喷淋头市场的 18%，硅质约占 77%。公司所处的金属一路全球份额较小，却是国内切入较早的一路，富创精密、新莱应材、江丰电子、先锋精科、安徽博芯微等均有产品在售，先锋精科 2023 年匀气盘收入 4,287.18 万元、销量 6,034 件。</w:t>
+        <w:t xml:space="preserve">三个品类中，气体喷淋头的市场规模最大，国产供给的形成亦最早。喷淋头按材质可分为硅质、金属与其他三类。据 QYResearch 统计，2024 年全球硅质喷淋头产量约 25 万只、单价 3,600 美元，金属喷淋头产量约 15 万只、单价 1,400 美元；按此测算，金属喷淋头约占全球喷淋头市场的 18%，硅质约占 77%。公司所处的金属路线在全球市场中占比较小，却是国内企业切入较早的一类，富创精密、新莱应材、江丰电子、先锋精科、安徽博芯微等均已形成供货，先锋精科 2023 年匀气盘收入 4,287.18 万元、销量 6,034 件。</w:t>
       </w:r>
     </w:p>
     <w:p>
@@ -579,7 +579,7 @@
           <w:b w:val="0"/>
           <w:sz w:val="24"/>
         </w:rPr>
-        <w:t xml:space="preserve">氮化铝陶瓷加热器与喷淋头不同，至今仍由日系企业主导，下游高度集中于薄膜沉积。按应用划分，化学气相沉积设备占 58%，为第一大应用，其次为原子层沉积与等离子体增强化学气相沉积。国内需求与供给之间存在缺口，能够加工氮化铝陶瓷加热盘的厂家数量有限。该缺口已开始收窄，珂玛科技的陶瓷加热器已实现量产，中瓷电子已突破多区控温并进入存储厂验证。</w:t>
+        <w:t xml:space="preserve">与气体喷淋头不同，氮化铝陶瓷加热器至今仍由日系企业主导，其下游高度集中于薄膜沉积环节。按应用划分，化学气相沉积设备占 58%，为第一大应用，其次为原子层沉积与等离子体增强化学气相沉积。国内需求与供给之间存在缺口，具备氮化铝陶瓷加热盘加工能力的厂商数量有限。该缺口已有所收窄，珂玛科技的陶瓷加热器已实现量产，中瓷电子已突破多区控温并进入存储厂验证。</w:t>
       </w:r>
     </w:p>
     <w:p>
@@ -594,7 +594,7 @@
           <w:b w:val="0"/>
           <w:sz w:val="24"/>
         </w:rPr>
-        <w:t xml:space="preserve">半导体级全氟醚橡胶密封件的境外集中度更高，2024 年国产化率不足 10%。国内以芯密科技为先行者。其刻蚀用密封圈 2022 年至 2024 年收入由 1,121.70 万元增至 9,109.84 万元，销量由 8,840 个增至 113,918 个。三年间收入增至约八倍，该品类的国产供给已形成规模。</w:t>
+        <w:t xml:space="preserve">半导体级全氟醚橡胶密封件的境外集中度更高，2024 年国产化率不足 10%。国内厂商中，芯密科技进入较早，其刻蚀用密封圈 2022 年至 2024 年收入由 1,121.70 万元增至 9,109.84 万元，销量由 8,840 个增至 113,918 个。三年间收入增至约八倍，该品类的国产供给已具备一定规模。</w:t>
       </w:r>
     </w:p>
     <w:p>
@@ -609,7 +609,7 @@
           <w:b w:val="0"/>
           <w:sz w:val="24"/>
         </w:rPr>
-        <w:t xml:space="preserve">三个品类的国产化程度依次递减：金属结构件约 30%、基础件可超 50%，陶瓷件多数品类不足 5%，半导体级全氟醚橡胶密封件不足 10%。越靠近工艺反应、对材料纯度与加工精度要求越高的部件，国产化率越低，替代空间相应越大。</w:t>
+        <w:t xml:space="preserve">三个品类的国产化程度依次递减：金属结构件约 30%，其中基础件可超过 50%；陶瓷件多数品类不足 5%；半导体级全氟醚橡胶密封件不足 10%。越靠近工艺反应、对材料纯度与加工精度要求越高的部件，国产化率越低，替代空间相应越大。</w:t>
       </w:r>
     </w:p>
     <w:p>
@@ -624,7 +624,7 @@
           <w:b w:val="0"/>
           <w:sz w:val="24"/>
         </w:rPr>
-        <w:t xml:space="preserve">据此可以认为，公司的竞争位置不取决于单一品类的规模，而取决于品类组合。三条产品线中，金属气体喷淋头属国产供给已形成的品类，竞争对手主要为同行而非进口件；氮化铝陶瓷加热盘与全氟醚橡胶密封件落在国产化率最低、境外集中度最高的一档，前者的国内加工企业数量本身有限。国内已上市或在审企业中，富创精密与先锋精科覆盖金属件与加热器而不涉密封件，珂玛科技覆盖陶瓷件与陶瓷加热器而不涉密封件，芯密科技专营密封件，公开信息中未见同时覆盖这三类的第二家。三类同时供货对应同一批客户的三类采购需求，单一品类厂商则只对应其中之一。</w:t>
+        <w:t xml:space="preserve">据此可以认为，公司的竞争位置不取决于单一品类的规模，而取决于品类组合。三条产品线中，金属气体喷淋头所处品类的国产供给已经形成，其竞争对象主要为国内同行而非进口件；氮化铝陶瓷加热盘与全氟醚橡胶密封件则落在国产化率最低、境外集中度最高的一档，其中前者的国内加工企业数量尤为有限。国内已上市或在审企业中，富创精密与先锋精科覆盖金属件与加热器而不涉密封件，珂玛科技覆盖陶瓷件与陶瓷加热器而不涉密封件，芯密科技专营密封件；公开信息中未见同时覆盖上述三类产品的其他境内企业。三类产品同时供货，所对应的是同一批客户的三类采购需求，单一品类厂商则仅对应其中之一。</w:t>
       </w:r>
     </w:p>
     <w:p>
@@ -653,7 +653,7 @@
           <w:b w:val="0"/>
           <w:sz w:val="24"/>
         </w:rPr>
-        <w:t xml:space="preserve">需求由增量与存量两条线构成。增量来自晶圆厂扩产带动的新机配套，随设备厂出货节奏波动；存量来自已投产产线的耗材更换，全氟醚橡胶密封件的更换周期为一至三个月，气体喷淋头为六至十二个月，加热盘随机台预防性维护周期更换。存量部分不依赖新增资本开支，是本环节区别于设备整机的特征。据弗若斯特沙利文统计，按收入计，2025 年中国半导体设备零部件市场规模超 1,900 亿元。同期半导体设备整体市场容量突破 3,500 亿元。</w:t>
+        <w:t xml:space="preserve">本环节的需求由增量与存量两部分构成。增量来自晶圆厂扩产所带动的新机配套，随设备厂商的出货节奏波动；存量来自已投产产线的耗材更换，其中全氟醚橡胶密封件的更换周期为一至三个月，气体喷淋头为六至十二个月，加热盘随机台预防性维护周期更换。存量部分不依赖新增资本开支，是本环节区别于设备整机的特征。据弗若斯特沙利文统计，按收入计，2025 年中国半导体设备零部件市场规模超过 1,900 亿元，同期半导体设备整体市场容量突破 3,500 亿元。</w:t>
       </w:r>
     </w:p>
     <w:p>
@@ -668,7 +668,7 @@
           <w:b w:val="0"/>
           <w:sz w:val="24"/>
         </w:rPr>
-        <w:t xml:space="preserve">规模之外，采购路径正在发生转移。2024 年国内晶圆厂零部件采购额合计 177.2 亿元，其中向零部件厂商直接采购 126.6 亿元、占 71.4%；弗若斯特沙利文预计 2029 年采购额达 363.4 亿元，直接采购 291.8 亿元、占 80.3%。两条路径的增速差距更为明显：2025 年至 2029 年，向零部件厂商直接采购的年复合增长率为 15.8%，向设备厂采购为 4.9%。晶圆厂不经设备厂直接向零部件企业采购，已构成正在发生的结构变化。</w:t>
+        <w:t xml:space="preserve">在市场规模之外，采购路径亦在发生转移。2024 年国内晶圆厂零部件采购额合计 177.2 亿元，其中向零部件厂商直接采购 126.6 亿元、占 71.4%；弗若斯特沙利文预计 2029 年采购额将达 363.4 亿元，其中直接采购 291.8 亿元、占 80.3%。两条路径之间的增速差异更为明显：2025 年至 2029 年，向零部件厂商直接采购的年复合增长率为 15.8%，向设备厂商采购为 4.9%。晶圆制造厂商不经设备厂商直接向零部件企业采购，已成为本环节正在发生的结构性变化。</w:t>
       </w:r>
     </w:p>
     <w:p>
@@ -683,7 +683,7 @@
           <w:b w:val="0"/>
           <w:sz w:val="24"/>
         </w:rPr>
-        <w:t xml:space="preserve">分品类看，陶瓷零部件的变化幅度更大。2024 年晶圆厂陶瓷零部件采购额 29.4 亿元，直接采购 19.3 亿元、占 65.6%；2029 年预计采购额 52.5 亿元，直接采购占比升至 75.3%。氮化铝陶瓷加热盘落在这一品类。</w:t>
+        <w:t xml:space="preserve">分品类观察，陶瓷零部件的变化幅度更大。2024 年晶圆厂陶瓷零部件采购额 29.4 亿元，其中直接采购 19.3 亿元、占 65.6%；2029 年预计采购额 52.5 亿元，直接采购占比升至 75.3%。氮化铝陶瓷加热盘即落于这一品类。</w:t>
       </w:r>
     </w:p>
     <w:p>
@@ -768,7 +768,7 @@
           <w:b w:val="0"/>
           <w:sz w:val="24"/>
         </w:rPr>
-        <w:t xml:space="preserve">替代窗口在供需两端一并打开。资金端，国家集成电路产业投资基金三期于 2024 年 5 月成立，注册资本 3,440 亿元，超过一期 1,387 亿元与二期 2,041.5 亿元之和。该基金投向覆盖装备与零部件。供给端，按五家公司 2025 财年财务报告汇总，日系主要半导体设备企业对华销售额合计 1.47 万亿日元，同比下降 12%，为其对华年度营收首次整体下行；东京电子的中国营收占比由 2024 年二季度的 50% 降至 2026 年一季度的 27%。境外供给收缩与国内需求上行同时发生，替代的驱动因素因而不限于价格，还包括交期与供应连续性。</w:t>
+        <w:t xml:space="preserve">国产替代的窗口在供需两端同时打开。资金端，国家集成电路产业投资基金三期于 2024 年 5 月成立，注册资本 3,440 亿元，超过一期 1,387 亿元与二期 2,041.5 亿元之和，其投向覆盖装备与零部件。供给端，按五家公司 2025 财年财务报告汇总，日系主要半导体设备企业对华销售额合计 1.47 万亿日元，同比下降 12%，为其对华年度营收首次整体下行；东京电子的中国营收占比由 2024 年二季度的 50% 降至 2026 年一季度的 27%。境外供给收缩与国内需求上行同时发生，国产替代的驱动因素因而不限于价格，亦包括交期与供应连续性。</w:t>
       </w:r>
     </w:p>
     <w:p>
@@ -783,7 +783,7 @@
           <w:b w:val="0"/>
           <w:sz w:val="24"/>
         </w:rPr>
-        <w:t xml:space="preserve">供应模式随之由备件供应转向同步研发。设备厂商的认证周期由三年缩短至一年至一年半，并开始承担小批量试制费用，零部件企业得以在机型定型阶段介入。这一开放存在边界：头部设备商在先进制程的静电卡盘与加热盘上仍以自研为主，对外采购集中于成熟制程，零部件企业的上限因而取决于能否守住中高端品类。</w:t>
+        <w:t xml:space="preserve">供应模式随之由备件供应转向同步研发。设备厂商的认证周期由三年缩短至一年至一年半，并开始承担小批量试制费用，零部件企业得以在机型定型阶段介入。上述开放存在边界：头部设备商在先进制程的静电卡盘与加热盘上仍以自研为主，对外采购集中于成熟制程，零部件企业的上限因而取决于能否守住中高端品类。</w:t>
       </w:r>
     </w:p>
     <w:p>
@@ -798,7 +798,7 @@
           <w:b w:val="0"/>
           <w:sz w:val="24"/>
         </w:rPr>
-        <w:t xml:space="preserve">技术要求沿三个方向抬高。气体喷淋头的演进集中在内部流道的微结构优化、耐等离子体侵蚀涂层的应用，以及对更大尺寸晶圆的工艺适配；加热盘的材料由氧化铝转向氮化铝，后者导热性与高温稳定性更优，可在最高 1,600℃ 的环境中运行，为先进制程的首选。据 QYResearch 统计，8 英寸产品目前占氮化铝陶瓷加热器的 63%，12 英寸随先进制程扩产增长。本地化供应链建设亦已列为该环节的主要趋势之一。</w:t>
+        <w:t xml:space="preserve">技术要求沿三个方向提升。气体喷淋头的演进集中于内部流道的微结构优化、耐等离子体侵蚀涂层的应用，以及对更大尺寸晶圆的工艺适配；加热盘的材料由氧化铝转向氮化铝，后者导热性与高温稳定性更优，可在最高 1,600℃ 的环境中运行，为先进制程的首选。据 QYResearch 统计，8 英寸产品目前占氮化铝陶瓷加热器的 63%，12 英寸随先进制程扩产而增长。本地化供应链建设亦已列为本环节的主要趋势之一。</w:t>
       </w:r>
     </w:p>
     <w:p>
@@ -813,7 +813,7 @@
           <w:b w:val="0"/>
           <w:sz w:val="24"/>
         </w:rPr>
-        <w:t xml:space="preserve">2025 年国内设备厂商收入普遍高增，零部件企业的利润增速明显滞后，降本压力沿产业链向上传导。竞争维度因而由有无供货能力转向盈利能力，能在替代窗口期把份额转化为利润的，是在材料与精度上形成壁垒的中高端品类，而非依靠产能扩张的通用件。</w:t>
+        <w:t xml:space="preserve">2025 年国内设备厂商收入普遍高速增长，零部件企业的利润增速则明显滞后，降本压力沿产业链向上传导。竞争维度因而由有无供货能力转向盈利能力，能够在替代窗口期内将份额转化为利润的，是在材料与精度上形成壁垒的中高端品类，而非依靠产能扩张的通用件。</w:t>
       </w:r>
     </w:p>
     <w:p>
@@ -842,7 +842,7 @@
           <w:b w:val="0"/>
           <w:sz w:val="24"/>
         </w:rPr>
-        <w:t xml:space="preserve">公司的客户覆盖设备整机厂商与晶圆制造厂商两类，对应新机配套与产线备件两条供货路径。两端的采购节奏并不同步，同时进入两端使公司的收入不依赖单一端的周期波动。</w:t>
+        <w:t xml:space="preserve">公司的客户覆盖设备整机厂商与晶圆制造厂商两类，分别对应新机配套与产线备件两条供货路径。两类客户的采购节奏并不同步，同时进入两端，使公司收入不依赖单一端的周期波动。</w:t>
       </w:r>
     </w:p>
     <w:p>
@@ -1105,7 +1105,7 @@
           <w:b w:val="0"/>
           <w:sz w:val="24"/>
         </w:rPr>
-        <w:t xml:space="preserve">产品按客户机型命名，构成客户导入已经完成的直接证据。官网精密气体喷头栏目下的三个型号标注的是设备平台与制程尺寸，而非公司自定的规格编号；产品需与特定机型的既有部件在尺寸、接口与关键指标上对应，否则无法装机。进入这一位置本身即构成对加工能力与工艺稳定性的验证。与之配套，公司持有质量、环境、职业健康、信息安全与知识产权五个方向的管理体系认证，密封系列通过 CE 认证。</w:t>
+        <w:t xml:space="preserve">产品按客户机型命名，构成客户导入已经完成的直接证据。公司官网精密气体喷头栏目下的三个型号，标注的是设备平台与制程尺寸，而非自定的规格编号；产品需与特定机型的既有部件在尺寸、接口与关键指标上对应，否则无法装机。能够进入这一位置，本身即构成对加工能力与工艺稳定性的验证。与之配套，公司持有质量、环境、职业健康、信息安全与知识产权五个方向的管理体系认证，密封系列通过 CE 认证。</w:t>
       </w:r>
     </w:p>
     <w:p>
@@ -1120,7 +1120,7 @@
           <w:b w:val="0"/>
           <w:sz w:val="24"/>
         </w:rPr>
-        <w:t xml:space="preserve">交付能力是维持客户关系的另一项条件。公司在无锡、合肥与武汉设有生产基地，均位于国内主要存储晶圆制造厂商的配套半径内。零部件属高频更换的耗材，交付响应时效直接影响客户的停机时间，就近配套因而是客户在同等技术条件下的现实偏好。</w:t>
+        <w:t xml:space="preserve">交付能力是维持客户关系的另一项条件。公司在无锡、合肥与武汉设有生产基地，均位于国内主要存储晶圆制造厂商的配套半径之内。零部件属高频更换的耗材，交付响应时效直接影响客户的停机时间，就近配套因而成为客户在同等技术条件下的现实偏好。</w:t>
       </w:r>
     </w:p>
     <w:p>
@@ -1135,7 +1135,7 @@
           <w:b w:val="0"/>
           <w:sz w:val="24"/>
         </w:rPr>
-        <w:t xml:space="preserve">据此可以认为，公司已完成客户导入中最具门槛的阶段。设备端与晶圆端的供应体系均已进入，且以机型对位的方式供货。后续增长取决于单客户份额的提升与产品线的横向扩展，而非从零开始的客户开发。</w:t>
+        <w:t xml:space="preserve">据此可以认为，公司已完成客户导入中门槛最高的阶段。设备端与晶圆端的供应体系均已进入，并以机型对位的方式实现供货。后续增长取决于单一客户份额的提升与产品线的横向扩展，而非从零开始的客户开发。</w:t>
       </w:r>
     </w:p>
     <w:p>
@@ -1164,7 +1164,7 @@
           <w:b w:val="0"/>
           <w:sz w:val="24"/>
         </w:rPr>
-        <w:t xml:space="preserve">气体喷淋头、氮化铝陶瓷加热盘与全氟醚橡胶密封件三条产品线，分别对应精密加工、陶瓷烧结与高分子配方三类技术，路径互不相同。喷淋头的技术集中在微孔加工与气流分配，一片喷淋头需在铝合金基体上加工数千至十万个微孔，孔径一致性直接决定气体在晶圆表面分布的均匀性。基体还需经阳极氧化或熔射涂层处理，以耐受氟基与氯基等离子体的腐蚀并控制颗粒析出。</w:t>
+        <w:t xml:space="preserve">气体喷淋头、氮化铝陶瓷加热盘与全氟醚橡胶密封件三条产品线，分别对应精密加工、陶瓷烧结与高分子配方三类技术，技术路径互不相通。气体喷淋头的技术集中于微孔加工与气流分配，单片喷淋头需在铝合金基体上加工数千至十万个微孔，孔径一致性直接决定气体在晶圆表面分布的均匀性。基体还需经阳极氧化或熔射涂层处理，以耐受氟基与氯基等离子体的腐蚀并控制颗粒析出。</w:t>
       </w:r>
     </w:p>
     <w:p>
@@ -1179,7 +1179,7 @@
           <w:b w:val="0"/>
           <w:sz w:val="24"/>
         </w:rPr>
-        <w:t xml:space="preserve">加热盘的技术集中在材料与控温。氮化铝的导热性显著优于氧化铝，热膨胀系数与硅匹配，为先进制程的主流选择。难点在于粉体纯度，以及加热电路与陶瓷基体的高温共烧匹配。</w:t>
+        <w:t xml:space="preserve">加热盘的技术集中于材料与控温。氮化铝的导热性显著优于氧化铝，其热膨胀系数与硅匹配，为先进制程的主流选择。难点在于粉体纯度，以及加热电路与陶瓷基体的高温共烧匹配。</w:t>
       </w:r>
     </w:p>
     <w:p>
@@ -1194,7 +1194,7 @@
           <w:b w:val="0"/>
           <w:sz w:val="24"/>
         </w:rPr>
-        <w:t xml:space="preserve">密封件的技术集中在胶料配方。全氟醚橡胶的成型工艺并不复杂，门槛在于配方设计，以及洁净度、离子析出等指标的长期验证。</w:t>
+        <w:t xml:space="preserve">密封件的技术集中于胶料配方。全氟醚橡胶的成型工艺相对成熟，门槛在于配方设计，以及洁净度、离子析出等指标的长期验证。</w:t>
       </w:r>
     </w:p>
     <w:p>
@@ -1209,7 +1209,7 @@
           <w:b w:val="0"/>
           <w:sz w:val="24"/>
         </w:rPr>
-        <w:t xml:space="preserve">三类技术均以自有专利为载体。截至编制日，公司持有专利 73 项，其中有效授权 56 项、审查中 14 项。专利方向与三条产品线高度对应，气体分配与加热盘两个方向数量最多，其余分布于腔室结构、加工工艺与检测工装。</w:t>
+        <w:t xml:space="preserve">三类技术均以自有专利为载体。截至编制日，公司持有专利 73 项，其中有效授权 56 项、审查中 14 项。专利方向与三条产品线高度对应，气体分配与加热盘两个方向的数量最多，其余分布于腔室结构、加工工艺与检测工装。</w:t>
       </w:r>
     </w:p>
     <w:p>
@@ -1670,7 +1670,7 @@
           <w:b w:val="0"/>
           <w:sz w:val="24"/>
         </w:rPr>
-        <w:t xml:space="preserve">专利结构呈现结构件、材料与工艺三线并行：既有一体化匀流气相喷淋头、铝合金微孔加工方法等结构与工艺类专利，也有全氟醚橡胶复合材料及其制备方法一类材料配方专利。配方类专利的技术含量高于结构类，全氟醚橡胶的门槛在于胶料而非成型。</w:t>
+        <w:t xml:space="preserve">专利结构呈现结构件、材料与工艺三线并行的特征：既有一体化匀流气相喷淋头、铝合金微孔加工方法等结构与工艺类专利，亦有全氟醚橡胶复合材料及其制备方法一类的材料配方专利。配方类专利的技术含量高于结构类，全氟醚橡胶的门槛在于胶料而非成型工艺。</w:t>
       </w:r>
     </w:p>
     <w:p>
@@ -1685,7 +1685,7 @@
           <w:b w:val="0"/>
           <w:sz w:val="24"/>
         </w:rPr>
-        <w:t xml:space="preserve">产业化已经完成。氮化铝陶瓷加热盘已实现量产，气体喷淋头按泛林机型对位供货。公司的“半导体薄膜沉积设备高精密气体喷淋头”列入《江苏省重点推广应用的新技术新产品目录（2025 年）》“两新”技术产品（江苏省工业和信息化厅，苏工信创新〔2025〕224 号）。该册共收录 1,739 项，涉及气体喷淋头的仅此一项。公司为国家高新技术企业与科技型中小企业，设有市级企业技术中心与工程技术研究中心，并完成企业知识产权管理贯标备案。</w:t>
+        <w:t xml:space="preserve">产业化阶段已经完成。氮化铝陶瓷加热盘已实现量产，气体喷淋头按泛林机型对位供货。公司的“半导体薄膜沉积设备高精密气体喷淋头”列入《江苏省重点推广应用的新技术新产品目录（2025 年）》“两新”技术产品（江苏省工业和信息化厅，苏工信创新〔2025〕224 号），该册共收录 1,739 项，其中涉及气体喷淋头的仅此一项。公司为国家高新技术企业与科技型中小企业，设有市级企业技术中心与工程技术研究中心，并完成企业知识产权管理贯标备案。</w:t>
       </w:r>
     </w:p>
     <w:p>
@@ -1700,7 +1700,7 @@
           <w:b w:val="0"/>
           <w:sz w:val="24"/>
         </w:rPr>
-        <w:t xml:space="preserve">据此可以认为，三类技术同时具备的企业在同等规模的零部件厂商中并不常见。三者分属机械、无机非金属与高分子三个学科，多数同行只涉其中一条。公司可因此向同一客户的不同失效点供货，代价是每一条均需独立的技术积累与验证投入，短期内难以在单一品类上做到最深。</w:t>
+        <w:t xml:space="preserve">据此可以认为，同时具备三类技术的企业，在同等规模的零部件厂商中并不多见。三者分属机械、无机非金属与高分子三个学科，多数同行仅涉及其中之一。公司因而能够向同一客户的不同失效部位供货；其代价在于每一条路径均需独立的技术积累与验证投入，短期内难以在单一品类上做到最深。</w:t>
       </w:r>
     </w:p>
     <w:sectPr>

--- a/output/金源/专题/无锡金源半导体专题材料.docx
+++ b/output/金源/专题/无锡金源半导体专题材料.docx
@@ -564,7 +564,7 @@
           <w:b w:val="0"/>
           <w:sz w:val="24"/>
         </w:rPr>
-        <w:t xml:space="preserve">三个品类中，气体喷淋头的市场规模最大，国产供给的形成亦最早。喷淋头按材质可分为硅质、金属与其他三类。据 QYResearch 统计，2024 年全球硅质喷淋头产量约 25 万只、单价 3,600 美元，金属喷淋头产量约 15 万只、单价 1,400 美元；按此测算，金属喷淋头约占全球喷淋头市场的 18%，硅质约占 77%。公司所处的金属路线在全球市场中占比较小，却是国内企业切入较早的一类，富创精密、新莱应材、江丰电子、先锋精科、安徽博芯微等均已形成供货，先锋精科 2023 年匀气盘收入 4,287.18 万元、销量 6,034 件。</w:t>
+        <w:t xml:space="preserve">三个品类中，气体喷淋头的市场规模最大，国产供给的形成也最早。喷淋头按材质可分为硅质、金属与其他三类。据 QYResearch 统计，2024 年全球硅质喷淋头产量约 25 万只、单价 3,600 美元，金属喷淋头产量约 15 万只、单价 1,400 美元；按此测算，金属喷淋头约占全球喷淋头市场的 18%，硅质约占 77%。公司所处的金属路线在全球市场中占比较小，却是国内企业切入较早的一类，富创精密、新莱应材、江丰电子、先锋精科、安徽博芯微等均已形成供货，先锋精科 2023 年匀气盘收入 4,287.18 万元、销量 6,034 件。</w:t>
       </w:r>
     </w:p>
     <w:p>
@@ -668,7 +668,7 @@
           <w:b w:val="0"/>
           <w:sz w:val="24"/>
         </w:rPr>
-        <w:t xml:space="preserve">在市场规模之外，采购路径亦在发生转移。2024 年国内晶圆厂零部件采购额合计 177.2 亿元，其中向零部件厂商直接采购 126.6 亿元、占 71.4%；弗若斯特沙利文预计 2029 年采购额将达 363.4 亿元，其中直接采购 291.8 亿元、占 80.3%。两条路径之间的增速差异更为明显：2025 年至 2029 年，向零部件厂商直接采购的年复合增长率为 15.8%，向设备厂商采购为 4.9%。晶圆制造厂商不经设备厂商直接向零部件企业采购，已成为本环节正在发生的结构性变化。</w:t>
+        <w:t xml:space="preserve">在市场规模之外，采购路径也在发生转移。2024 年国内晶圆厂零部件采购额合计 177.2 亿元，其中向零部件厂商直接采购 126.6 亿元、占 71.4%；弗若斯特沙利文预计 2029 年采购额将达 363.4 亿元，其中直接采购 291.8 亿元、占 80.3%。两条路径之间的增速差异更为明显：2025 年至 2029 年，向零部件厂商直接采购的年复合增长率为 15.8%，向设备厂商采购为 4.9%。晶圆制造厂商不经设备厂商直接向零部件企业采购，已成为本环节正在发生的结构性变化。</w:t>
       </w:r>
     </w:p>
     <w:p>
@@ -768,7 +768,7 @@
           <w:b w:val="0"/>
           <w:sz w:val="24"/>
         </w:rPr>
-        <w:t xml:space="preserve">国产替代的窗口在供需两端同时打开。资金端，国家集成电路产业投资基金三期于 2024 年 5 月成立，注册资本 3,440 亿元，超过一期 1,387 亿元与二期 2,041.5 亿元之和，其投向覆盖装备与零部件。供给端，按五家公司 2025 财年财务报告汇总，日系主要半导体设备企业对华销售额合计 1.47 万亿日元，同比下降 12%，为其对华年度营收首次整体下行；东京电子的中国营收占比由 2024 年二季度的 50% 降至 2026 年一季度的 27%。境外供给收缩与国内需求上行同时发生，国产替代的驱动因素因而不限于价格，亦包括交期与供应连续性。</w:t>
+        <w:t xml:space="preserve">国产替代的窗口在供需两端同时打开。资金端，国家集成电路产业投资基金三期于 2024 年 5 月成立，注册资本 3,440 亿元，超过一期 1,387 亿元与二期 2,041.5 亿元之和，其投向覆盖装备与零部件。供给端，按五家公司 2025 财年财务报告汇总，日系主要半导体设备企业对华销售额合计 1.47 万亿日元，同比下降 12%，为其对华年度营收首次整体下行；东京电子的中国营收占比由 2024 年二季度的 50% 降至 2026 年一季度的 27%。境外供给收缩与国内需求上行同时发生，国产替代的驱动因素已不限于价格，还包括交期与供应连续性。</w:t>
       </w:r>
     </w:p>
     <w:p>
@@ -783,7 +783,7 @@
           <w:b w:val="0"/>
           <w:sz w:val="24"/>
         </w:rPr>
-        <w:t xml:space="preserve">供应模式随之由备件供应转向同步研发。设备厂商的认证周期由三年缩短至一年至一年半，并开始承担小批量试制费用，零部件企业得以在机型定型阶段介入。上述开放存在边界：头部设备商在先进制程的静电卡盘与加热盘上仍以自研为主，对外采购集中于成熟制程，零部件企业的上限因而取决于能否守住中高端品类。</w:t>
+        <w:t xml:space="preserve">供应模式随之由备件供应转向同步研发。设备厂商的认证周期由三年缩短至一年至一年半，并开始承担小批量试制费用，零部件企业得以在机型定型阶段介入。上述开放存在边界：头部设备商在先进制程的静电卡盘与加热盘上仍以自研为主，对外采购集中于成熟制程，零部件企业的上限取决于能否守住中高端品类。</w:t>
       </w:r>
     </w:p>
     <w:p>
@@ -798,7 +798,7 @@
           <w:b w:val="0"/>
           <w:sz w:val="24"/>
         </w:rPr>
-        <w:t xml:space="preserve">技术要求沿三个方向提升。气体喷淋头的演进集中于内部流道的微结构优化、耐等离子体侵蚀涂层的应用，以及对更大尺寸晶圆的工艺适配；加热盘的材料由氧化铝转向氮化铝，后者导热性与高温稳定性更优，可在最高 1,600℃ 的环境中运行，为先进制程的首选。据 QYResearch 统计，8 英寸产品目前占氮化铝陶瓷加热器的 63%，12 英寸随先进制程扩产而增长。本地化供应链建设亦已列为本环节的主要趋势之一。</w:t>
+        <w:t xml:space="preserve">技术要求沿三个方向提升。气体喷淋头的演进集中于内部流道的微结构优化、耐等离子体侵蚀涂层的应用，以及对更大尺寸晶圆的工艺适配；加热盘的材料由氧化铝转向氮化铝，后者导热性与高温稳定性更优，可在最高 1,600℃ 的环境中运行，为先进制程的首选。据 QYResearch 统计，8 英寸产品目前占氮化铝陶瓷加热器的 63%，12 英寸随先进制程扩产而增长。本地化供应链建设已列为本环节的主要趋势之一。</w:t>
       </w:r>
     </w:p>
     <w:p>
@@ -813,7 +813,7 @@
           <w:b w:val="0"/>
           <w:sz w:val="24"/>
         </w:rPr>
-        <w:t xml:space="preserve">2025 年国内设备厂商收入普遍高速增长，零部件企业的利润增速则明显滞后，降本压力沿产业链向上传导。竞争维度因而由有无供货能力转向盈利能力，能够在替代窗口期内将份额转化为利润的，是在材料与精度上形成壁垒的中高端品类，而非依靠产能扩张的通用件。</w:t>
+        <w:t xml:space="preserve">2025 年国内设备厂商收入普遍高速增长，零部件企业的利润增速则明显滞后，降本压力沿产业链向上传导。竞争维度因此从有无供货能力转向盈利能力。能够在替代窗口期内将份额转化为利润的，是在材料与精度上形成壁垒的中高端品类，而非依靠产能扩张的通用件。</w:t>
       </w:r>
     </w:p>
     <w:p>
@@ -1700,7 +1700,7 @@
           <w:b w:val="0"/>
           <w:sz w:val="24"/>
         </w:rPr>
-        <w:t xml:space="preserve">据此可以认为，同时具备三类技术的企业，在同等规模的零部件厂商中并不多见。三者分属机械、无机非金属与高分子三个学科，多数同行仅涉及其中之一。公司因而能够向同一客户的不同失效部位供货；其代价在于每一条路径均需独立的技术积累与验证投入，短期内难以在单一品类上做到最深。</w:t>
+        <w:t xml:space="preserve">据此可以认为，同时具备三类技术的企业，在同等规模的零部件厂商中并不多见。三者分属机械、无机非金属与高分子三个学科，多数同行仅涉及其中之一。公司由此能够向同一客户的不同失效部位供货；其代价在于每一条路径均需独立的技术积累与验证投入，短期内难以在单一品类上做到最深。</w:t>
       </w:r>
     </w:p>
     <w:sectPr>

--- a/output/金源/专题/无锡金源半导体专题材料.docx
+++ b/output/金源/专题/无锡金源半导体专题材料.docx
@@ -579,7 +579,240 @@
           <w:b w:val="0"/>
           <w:sz w:val="24"/>
         </w:rPr>
-        <w:t xml:space="preserve">与气体喷淋头不同，氮化铝陶瓷加热器至今仍由日系企业主导，其下游高度集中于薄膜沉积环节。按应用划分，化学气相沉积设备占 58%，为第一大应用，其次为原子层沉积与等离子体增强化学气相沉积。国内需求与供给之间存在缺口，具备氮化铝陶瓷加热盘加工能力的厂商数量有限。该缺口已有所收窄，珂玛科技的陶瓷加热器已实现量产，中瓷电子已突破多区控温并进入存储厂验证。</w:t>
+        <w:t xml:space="preserve">与气体喷淋头不同，氮化铝陶瓷加热器至今仍由日系企业主导，其下游高度集中于薄膜沉积环节。按应用划分，化学气相沉积设备占 58%，为第一大应用，其次为原子层沉积与等离子体增强化学气相沉积。国内需求与供给之间存在缺口，具备陶瓷加热盘加工能力的厂商数量有限，各家所处阶段也不相同。</w:t>
+      </w:r>
+    </w:p>
+    <w:p>
+      <w:pPr>
+        <w:keepNext/>
+        <w:spacing w:before="120" w:after="60"/>
+        <w:jc w:val="center"/>
+      </w:pPr>
+      <w:r>
+        <w:rPr>
+          <w:rFonts w:ascii="Times New Roman" w:hAnsi="Times New Roman" w:eastAsia="宋体"/>
+          <w:b/>
+          <w:sz w:val="21"/>
+        </w:rPr>
+        <w:t xml:space="preserve">表2  国内主要厂商陶瓷加热盘的进展</w:t>
+      </w:r>
+    </w:p>
+    <w:tbl>
+      <w:tblPr>
+        <w:tblW w:w="5000" w:type="pct"/>
+        <w:jc w:val="center"/>
+        <w:tblBorders>
+          <w:top w:val="single" w:sz="12" w:space="0" w:color="010000"/>
+          <w:left w:val="single" w:sz="12" w:space="0" w:color="010000"/>
+          <w:bottom w:val="single" w:sz="12" w:space="0" w:color="010000"/>
+          <w:right w:val="single" w:sz="12" w:space="0" w:color="010000"/>
+          <w:insideH w:val="single" w:sz="4" w:space="0" w:color="010000"/>
+          <w:insideV w:val="single" w:sz="4" w:space="0" w:color="010000"/>
+        </w:tblBorders>
+        <w:tblLayout w:type="fixed"/>
+      </w:tblPr>
+      <w:tblGrid>
+        <w:gridCol w:w="1328"/>
+        <w:gridCol w:w="6978"/>
+      </w:tblGrid>
+      <w:tr>
+        <w:trPr>
+          <w:cantSplit/>
+          <w:tblHeader/>
+          <w:jc w:val="center"/>
+        </w:trPr>
+        <w:tc>
+          <w:tcPr>
+            <w:tcW w:w="1328" w:type="dxa"/>
+            <w:vAlign w:val="center"/>
+          </w:tcPr>
+          <w:p>
+            <w:pPr>
+              <w:spacing w:before="40" w:after="40" w:line="260" w:lineRule="auto"/>
+              <w:jc w:val="center"/>
+            </w:pPr>
+            <w:r>
+              <w:rPr>
+                <w:rFonts w:ascii="Times New Roman" w:hAnsi="Times New Roman" w:eastAsia="宋体"/>
+                <w:b/>
+                <w:sz w:val="21"/>
+              </w:rPr>
+              <w:t xml:space="preserve">企业</w:t>
+            </w:r>
+          </w:p>
+        </w:tc>
+        <w:tc>
+          <w:tcPr>
+            <w:tcW w:w="6978" w:type="dxa"/>
+            <w:vAlign w:val="center"/>
+          </w:tcPr>
+          <w:p>
+            <w:pPr>
+              <w:spacing w:before="40" w:after="40" w:line="260" w:lineRule="auto"/>
+              <w:jc w:val="center"/>
+            </w:pPr>
+            <w:r>
+              <w:rPr>
+                <w:rFonts w:ascii="Times New Roman" w:hAnsi="Times New Roman" w:eastAsia="宋体"/>
+                <w:b/>
+                <w:sz w:val="21"/>
+              </w:rPr>
+              <w:t xml:space="preserve">陶瓷加热盘的进展</w:t>
+            </w:r>
+          </w:p>
+        </w:tc>
+      </w:tr>
+      <w:tr>
+        <w:trPr>
+          <w:cantSplit/>
+          <w:jc w:val="center"/>
+        </w:trPr>
+        <w:tc>
+          <w:tcPr>
+            <w:tcW w:w="1328" w:type="dxa"/>
+            <w:vAlign w:val="center"/>
+          </w:tcPr>
+          <w:p>
+            <w:pPr>
+              <w:spacing w:before="40" w:after="40" w:line="260" w:lineRule="auto"/>
+              <w:jc w:val="center"/>
+            </w:pPr>
+            <w:r>
+              <w:rPr>
+                <w:rFonts w:ascii="Times New Roman" w:hAnsi="Times New Roman" w:eastAsia="宋体"/>
+                <w:b w:val="0"/>
+                <w:sz w:val="21"/>
+              </w:rPr>
+              <w:t xml:space="preserve">珂玛科技</w:t>
+            </w:r>
+          </w:p>
+        </w:tc>
+        <w:tc>
+          <w:tcPr>
+            <w:tcW w:w="6978" w:type="dxa"/>
+            <w:vAlign w:val="center"/>
+          </w:tcPr>
+          <w:p>
+            <w:pPr>
+              <w:spacing w:before="40" w:after="40" w:line="260" w:lineRule="auto"/>
+              <w:jc w:val="left"/>
+            </w:pPr>
+            <w:r>
+              <w:rPr>
+                <w:rFonts w:ascii="Times New Roman" w:hAnsi="Times New Roman" w:eastAsia="宋体"/>
+                <w:b w:val="0"/>
+                <w:sz w:val="21"/>
+              </w:rPr>
+              <w:t xml:space="preserve">部分陶瓷加热器产品已量产，并大量应用于晶圆的薄膜沉积工艺；新建生产基地预计新增陶瓷加热器产能 600 只／年</w:t>
+            </w:r>
+          </w:p>
+        </w:tc>
+      </w:tr>
+      <w:tr>
+        <w:trPr>
+          <w:cantSplit/>
+          <w:jc w:val="center"/>
+        </w:trPr>
+        <w:tc>
+          <w:tcPr>
+            <w:tcW w:w="1328" w:type="dxa"/>
+            <w:vAlign w:val="center"/>
+          </w:tcPr>
+          <w:p>
+            <w:pPr>
+              <w:spacing w:before="40" w:after="40" w:line="260" w:lineRule="auto"/>
+              <w:jc w:val="center"/>
+            </w:pPr>
+            <w:r>
+              <w:rPr>
+                <w:rFonts w:ascii="Times New Roman" w:hAnsi="Times New Roman" w:eastAsia="宋体"/>
+                <w:b w:val="0"/>
+                <w:sz w:val="21"/>
+              </w:rPr>
+              <w:t xml:space="preserve">中瓷电子</w:t>
+            </w:r>
+          </w:p>
+        </w:tc>
+        <w:tc>
+          <w:tcPr>
+            <w:tcW w:w="6978" w:type="dxa"/>
+            <w:vAlign w:val="center"/>
+          </w:tcPr>
+          <w:p>
+            <w:pPr>
+              <w:spacing w:before="40" w:after="40" w:line="260" w:lineRule="auto"/>
+              <w:jc w:val="left"/>
+            </w:pPr>
+            <w:r>
+              <w:rPr>
+                <w:rFonts w:ascii="Times New Roman" w:hAnsi="Times New Roman" w:eastAsia="宋体"/>
+                <w:b w:val="0"/>
+                <w:sz w:val="21"/>
+              </w:rPr>
+              <w:t xml:space="preserve">已具备 6 英寸、8 英寸与 12 英寸静电卡盘及加热盘的批量生产能力</w:t>
+            </w:r>
+          </w:p>
+        </w:tc>
+      </w:tr>
+      <w:tr>
+        <w:trPr>
+          <w:cantSplit/>
+          <w:jc w:val="center"/>
+        </w:trPr>
+        <w:tc>
+          <w:tcPr>
+            <w:tcW w:w="1328" w:type="dxa"/>
+            <w:vAlign w:val="center"/>
+          </w:tcPr>
+          <w:p>
+            <w:pPr>
+              <w:spacing w:before="40" w:after="40" w:line="260" w:lineRule="auto"/>
+              <w:jc w:val="center"/>
+            </w:pPr>
+            <w:r>
+              <w:rPr>
+                <w:rFonts w:ascii="Times New Roman" w:hAnsi="Times New Roman" w:eastAsia="宋体"/>
+                <w:b w:val="0"/>
+                <w:sz w:val="21"/>
+              </w:rPr>
+              <w:t xml:space="preserve">先锋精科</w:t>
+            </w:r>
+          </w:p>
+        </w:tc>
+        <w:tc>
+          <w:tcPr>
+            <w:tcW w:w="6978" w:type="dxa"/>
+            <w:vAlign w:val="center"/>
+          </w:tcPr>
+          <w:p>
+            <w:pPr>
+              <w:spacing w:before="40" w:after="40" w:line="260" w:lineRule="auto"/>
+              <w:jc w:val="left"/>
+            </w:pPr>
+            <w:r>
+              <w:rPr>
+                <w:rFonts w:ascii="Times New Roman" w:hAnsi="Times New Roman" w:eastAsia="宋体"/>
+                <w:b w:val="0"/>
+                <w:sz w:val="21"/>
+              </w:rPr>
+              <w:t xml:space="preserve">陶瓷加热器等新产品正在客户端验证，尚未产生收入</w:t>
+            </w:r>
+          </w:p>
+        </w:tc>
+      </w:tr>
+    </w:tbl>
+    <w:p>
+      <w:pPr>
+        <w:spacing w:before="0" w:after="120"/>
+        <w:jc w:val="both"/>
+      </w:pPr>
+      <w:r>
+        <w:rPr>
+          <w:rFonts w:ascii="Times New Roman" w:hAnsi="Times New Roman" w:eastAsia="宋体"/>
+          <w:b w:val="0"/>
+          <w:sz w:val="21"/>
+        </w:rPr>
+        <w:t xml:space="preserve">资料来源：各公司 2026 年半年度报告。注：该品类由日系企业主导，2024 年日本碍子约占全球 48%（QYResearch）。</w:t>
       </w:r>
     </w:p>
     <w:p>
@@ -624,7 +857,92 @@
           <w:b w:val="0"/>
           <w:sz w:val="24"/>
         </w:rPr>
-        <w:t xml:space="preserve">据此可以认为，公司的竞争位置不取决于单一品类的规模，而取决于品类组合。三条产品线中，金属气体喷淋头所处品类的国产供给已经形成，其竞争对象主要为国内同行而非进口件；氮化铝陶瓷加热盘与全氟醚橡胶密封件则落在国产化率最低、境外集中度最高的一档，其中前者的国内加工企业数量尤为有限。国内已上市或在审企业中，富创精密与先锋精科覆盖金属件与加热器而不涉密封件，珂玛科技覆盖陶瓷件与陶瓷加热器而不涉密封件，芯密科技专营密封件；公开信息中未见同时覆盖上述三类产品的其他境内企业。三类产品同时供货，所对应的是同一批客户的三类采购需求，单一品类厂商则仅对应其中之一。</w:t>
+        <w:t xml:space="preserve">材料路线还决定盈利能力。2026 年 1—6 月，五家可比公司零部件业务的毛利率分为两档：金属路线的江丰电子、托伦斯与先锋精科分别为 23.97%、26.65% 与 28.10%；非金属路线的珂玛科技与臻宝科技分别为 48.51% 与 50.65%。两档之间相差约 20 个百分点，其间没有企业。同一家公司内部也呈现同一规律，先锋精科的工艺部件与结构部件毛利率分别为 28.10% 与 16.71%，托伦斯的对应数值为 26.65% 与 17.93%。差异源于加工附加值与原材料成本的比例：非金属零部件在加工中产生的附加值高于原材料成本，金属件更接近材料加工。</w:t>
+      </w:r>
+    </w:p>
+    <w:p>
+      <w:pPr>
+        <w:keepNext/>
+        <w:spacing w:before="120" w:after="60"/>
+        <w:jc w:val="center"/>
+      </w:pPr>
+      <w:r>
+        <w:rPr>
+          <w:rFonts w:ascii="Times New Roman" w:hAnsi="Times New Roman" w:eastAsia="宋体"/>
+          <w:b/>
+          <w:sz w:val="21"/>
+        </w:rPr>
+        <w:t xml:space="preserve">图1  可比公司零部件业务收入与毛利率（2026 年 1—6 月）</w:t>
+      </w:r>
+    </w:p>
+    <w:p>
+      <w:pPr>
+        <w:keepNext/>
+        <w:spacing w:before="0" w:after="0"/>
+        <w:jc w:val="center"/>
+      </w:pPr>
+      <w:r>
+        <w:drawing>
+          <wp:inline xmlns:a="http://schemas.openxmlformats.org/drawingml/2006/main" xmlns:pic="http://schemas.openxmlformats.org/drawingml/2006/picture">
+            <wp:extent cx="5274310" cy="2611073"/>
+            <wp:docPr id="1" name="Picture 1"/>
+            <wp:cNvGraphicFramePr>
+              <a:graphicFrameLocks noChangeAspect="1"/>
+            </wp:cNvGraphicFramePr>
+            <a:graphic>
+              <a:graphicData uri="http://schemas.openxmlformats.org/drawingml/2006/picture">
+                <pic:pic>
+                  <pic:nvPicPr>
+                    <pic:cNvPr id="0" name="fig_peers.png"/>
+                    <pic:cNvPicPr/>
+                  </pic:nvPicPr>
+                  <pic:blipFill>
+                    <a:blip r:embed="rId41"/>
+                    <a:stretch>
+                      <a:fillRect/>
+                    </a:stretch>
+                  </pic:blipFill>
+                  <pic:spPr>
+                    <a:xfrm>
+                      <a:off x="0" y="0"/>
+                      <a:ext cx="5274310" cy="2611073"/>
+                    </a:xfrm>
+                    <a:prstGeom prst="rect"/>
+                  </pic:spPr>
+                </pic:pic>
+              </a:graphicData>
+            </a:graphic>
+          </wp:inline>
+        </w:drawing>
+      </w:r>
+    </w:p>
+    <w:p>
+      <w:pPr>
+        <w:spacing w:before="0" w:after="120"/>
+        <w:jc w:val="both"/>
+      </w:pPr>
+      <w:r>
+        <w:rPr>
+          <w:rFonts w:ascii="Times New Roman" w:hAnsi="Times New Roman" w:eastAsia="宋体"/>
+          <w:b w:val="0"/>
+          <w:sz w:val="21"/>
+        </w:rPr>
+        <w:t xml:space="preserve">资料来源：各公司 2026 年半年度报告。注一：口径为各公司披露的零部件业务分类，江丰电子为精密零部件，珂玛科技为先进陶瓷材料零部件，先锋精科为工艺部件，臻宝科技为泛半导体零部件，托伦斯为半导体工艺零部件。注二：先锋精科与臻宝科技的毛利率由营业收入与营业成本测算，其余为披露值。注三：富创精密未披露分业务数据，未予列示。</w:t>
+      </w:r>
+    </w:p>
+    <w:p>
+      <w:pPr>
+        <w:spacing w:line="360" w:lineRule="auto" w:before="120"/>
+        <w:ind w:firstLine="480"/>
+        <w:jc w:val="both"/>
+      </w:pPr>
+      <w:r>
+        <w:rPr>
+          <w:rFonts w:ascii="Times New Roman" w:hAnsi="Times New Roman" w:eastAsia="宋体"/>
+          <w:b w:val="0"/>
+          <w:sz w:val="24"/>
+        </w:rPr>
+        <w:t xml:space="preserve">据此可以认为，公司的竞争位置不取决于单一品类的规模，而取决于品类组合。三条产品线中，金属气体喷淋头所处品类的国产供给已经形成，其竞争对象主要为国内同行而非进口件；氮化铝陶瓷加热盘与全氟醚橡胶密封件则落在国产化率最低、境外集中度最高的一档，其中前者的国内加工企业数量尤为有限。国内已上市或在审企业中，富创精密与先锋精科覆盖金属件与加热器而不涉密封件，珂玛科技覆盖陶瓷件与陶瓷加热器而不涉密封件，芯密科技专营密封件；公开信息中未见同时覆盖上述三类产品的其他境内企业。三类产品同时供货，所对应的是同一批客户的三类采购需求，单一品类厂商则仅对应其中之一。就氮化铝陶瓷加热盘而言，公司已实现量产，与同样已量产的同行处于同一阶段，快于仍在客户端验证的先锋精科。两条主力产品线恰好各落一档，综合毛利率取决于两者的收入占比。</w:t>
       </w:r>
     </w:p>
     <w:p>
@@ -698,7 +1016,7 @@
           <w:b/>
           <w:sz w:val="21"/>
         </w:rPr>
-        <w:t xml:space="preserve">图1  中国晶圆厂零部件采购额及直接采购占比（2020—2029E）</w:t>
+        <w:t xml:space="preserve">图2  中国晶圆厂零部件采购额及直接采购占比（2020—2029E）</w:t>
       </w:r>
     </w:p>
     <w:p>
@@ -711,7 +1029,7 @@
         <w:drawing>
           <wp:inline xmlns:a="http://schemas.openxmlformats.org/drawingml/2006/main" xmlns:pic="http://schemas.openxmlformats.org/drawingml/2006/picture">
             <wp:extent cx="5274310" cy="2619767"/>
-            <wp:docPr id="1" name="Picture 1"/>
+            <wp:docPr id="2" name="Picture 2"/>
             <wp:cNvGraphicFramePr>
               <a:graphicFrameLocks noChangeAspect="1"/>
             </wp:cNvGraphicFramePr>
@@ -723,7 +1041,7 @@
                     <pic:cNvPicPr/>
                   </pic:nvPicPr>
                   <pic:blipFill>
-                    <a:blip r:embed="rId41"/>
+                    <a:blip r:embed="rId42"/>
                     <a:stretch>
                       <a:fillRect/>
                     </a:stretch>
@@ -857,7 +1175,7 @@
           <w:b/>
           <w:sz w:val="21"/>
         </w:rPr>
-        <w:t xml:space="preserve">表2  客户结构</w:t>
+        <w:t xml:space="preserve">表3  客户结构</w:t>
       </w:r>
     </w:p>
     <w:tbl>
@@ -1224,7 +1542,7 @@
           <w:b/>
           <w:sz w:val="21"/>
         </w:rPr>
-        <w:t xml:space="preserve">表3  公司专利结构</w:t>
+        <w:t xml:space="preserve">表4  公司专利结构</w:t>
       </w:r>
     </w:p>
     <w:tbl>

--- a/output/金源/专题/无锡金源半导体专题材料.docx
+++ b/output/金源/专题/无锡金源半导体专题材料.docx
@@ -857,7 +857,7 @@
           <w:b w:val="0"/>
           <w:sz w:val="24"/>
         </w:rPr>
-        <w:t xml:space="preserve">材料路线还决定盈利能力。2026 年 1—6 月，五家可比公司零部件业务的毛利率分为两档：金属路线的江丰电子、托伦斯与先锋精科分别为 23.97%、26.65% 与 28.10%；非金属路线的珂玛科技与臻宝科技分别为 48.51% 与 50.65%。两档之间相差约 20 个百分点，其间没有企业。同一家公司内部也呈现同一规律，先锋精科的工艺部件与结构部件毛利率分别为 28.10% 与 16.71%，托伦斯的对应数值为 26.65% 与 17.93%。差异源于加工附加值与原材料成本的比例：非金属零部件在加工中产生的附加值高于原材料成本，金属件更接近材料加工。</w:t>
+        <w:t xml:space="preserve">国内已形成供给的企业，其零部件业务的体量可作参照。2026 年 1—6 月，五家可比公司该业务的收入介于 2.39 亿元至 6.45 亿元之间。</w:t>
       </w:r>
     </w:p>
     <w:p>
@@ -872,7 +872,7 @@
           <w:b/>
           <w:sz w:val="21"/>
         </w:rPr>
-        <w:t xml:space="preserve">图1  可比公司零部件业务收入与毛利率（2026 年 1—6 月）</w:t>
+        <w:t xml:space="preserve">图1  可比公司零部件业务收入（2026 年 1—6 月）</w:t>
       </w:r>
     </w:p>
     <w:p>
@@ -884,7 +884,7 @@
       <w:r>
         <w:drawing>
           <wp:inline xmlns:a="http://schemas.openxmlformats.org/drawingml/2006/main" xmlns:pic="http://schemas.openxmlformats.org/drawingml/2006/picture">
-            <wp:extent cx="5274310" cy="2611073"/>
+            <wp:extent cx="5274310" cy="2608175"/>
             <wp:docPr id="1" name="Picture 1"/>
             <wp:cNvGraphicFramePr>
               <a:graphicFrameLocks noChangeAspect="1"/>
@@ -905,7 +905,7 @@
                   <pic:spPr>
                     <a:xfrm>
                       <a:off x="0" y="0"/>
-                      <a:ext cx="5274310" cy="2611073"/>
+                      <a:ext cx="5274310" cy="2608175"/>
                     </a:xfrm>
                     <a:prstGeom prst="rect"/>
                   </pic:spPr>
@@ -927,7 +927,7 @@
           <w:b w:val="0"/>
           <w:sz w:val="21"/>
         </w:rPr>
-        <w:t xml:space="preserve">资料来源：各公司 2026 年半年度报告。注一：口径为各公司披露的零部件业务分类，江丰电子为精密零部件，珂玛科技为先进陶瓷材料零部件，先锋精科为工艺部件，臻宝科技为泛半导体零部件，托伦斯为半导体工艺零部件。注二：先锋精科与臻宝科技的毛利率由营业收入与营业成本测算，其余为披露值。注三：富创精密未披露分业务数据，未予列示。</w:t>
+        <w:t xml:space="preserve">资料来源：各公司 2026 年半年度报告。注一：口径为各公司披露的零部件业务分类，江丰电子为精密零部件，珂玛科技为先进陶瓷材料零部件，先锋精科为工艺部件，臻宝科技为泛半导体零部件，托伦斯为半导体工艺零部件。注二：富创精密未披露分业务数据，未予列示。</w:t>
       </w:r>
     </w:p>
     <w:p>
@@ -942,7 +942,7 @@
           <w:b w:val="0"/>
           <w:sz w:val="24"/>
         </w:rPr>
-        <w:t xml:space="preserve">据此可以认为，公司的竞争位置不取决于单一品类的规模，而取决于品类组合。三条产品线中，金属气体喷淋头所处品类的国产供给已经形成，其竞争对象主要为国内同行而非进口件；氮化铝陶瓷加热盘与全氟醚橡胶密封件则落在国产化率最低、境外集中度最高的一档，其中前者的国内加工企业数量尤为有限。国内已上市或在审企业中，富创精密与先锋精科覆盖金属件与加热器而不涉密封件，珂玛科技覆盖陶瓷件与陶瓷加热器而不涉密封件，芯密科技专营密封件；公开信息中未见同时覆盖上述三类产品的其他境内企业。三类产品同时供货，所对应的是同一批客户的三类采购需求，单一品类厂商则仅对应其中之一。就氮化铝陶瓷加热盘而言，公司已实现量产，与同样已量产的同行处于同一阶段，快于仍在客户端验证的先锋精科。两条主力产品线恰好各落一档，综合毛利率取决于两者的收入占比。</w:t>
+        <w:t xml:space="preserve">据此可以认为，公司的竞争位置不取决于单一品类的规模，而取决于品类组合。三条产品线中，金属气体喷淋头所处品类的国产供给已经形成，其竞争对象主要为国内同行而非进口件；氮化铝陶瓷加热盘与全氟醚橡胶密封件则落在国产化率最低、境外集中度最高的一档，其中前者的国内加工企业数量尤为有限。国内已上市或在审企业中，富创精密与先锋精科覆盖金属件与加热器而不涉密封件，珂玛科技覆盖陶瓷件与陶瓷加热器而不涉密封件，芯密科技专营密封件；公开信息中未见同时覆盖上述三类产品的其他境内企业。三类产品同时供货，所对应的是同一批客户的三类采购需求，单一品类厂商则仅对应其中之一。就氮化铝陶瓷加热盘而言，公司已实现量产，与同样已量产的同行处于同一阶段，快于仍在客户端验证的先锋精科。</w:t>
       </w:r>
     </w:p>
     <w:p>

--- a/output/金源/专题/无锡金源半导体专题材料.docx
+++ b/output/金源/专题/无锡金源半导体专题材料.docx
@@ -827,7 +827,7 @@
           <w:b w:val="0"/>
           <w:sz w:val="24"/>
         </w:rPr>
-        <w:t xml:space="preserve">半导体级全氟醚橡胶密封件的境外集中度更高，2024 年国产化率不足 10%。国内厂商中，芯密科技进入较早，其刻蚀用密封圈 2022 年至 2024 年收入由 1,121.70 万元增至 9,109.84 万元，销量由 8,840 个增至 113,918 个。三年间收入增至约八倍，该品类的国产供给已具备一定规模。</w:t>
+        <w:t xml:space="preserve">半导体级全氟醚橡胶密封件的境外集中度更高，2024 年国产化率不足 10%。国内厂商中，芯密科技进入较早，其刻蚀用密封圈 2022 年至 2024 年收入由 1,121.70 万元增至 9,109.84 万元，销量由 8,840 个增至 113,918 个。三年间收入增至约八倍，该品类已出现成规模供货的国内厂商。</w:t>
       </w:r>
     </w:p>
     <w:p>
@@ -857,91 +857,6 @@
           <w:b w:val="0"/>
           <w:sz w:val="24"/>
         </w:rPr>
-        <w:t xml:space="preserve">国内已形成供给的企业，其零部件业务的体量可作参照。2026 年 1—6 月，五家可比公司该业务的收入介于 2.39 亿元至 6.45 亿元之间。</w:t>
-      </w:r>
-    </w:p>
-    <w:p>
-      <w:pPr>
-        <w:keepNext/>
-        <w:spacing w:before="120" w:after="60"/>
-        <w:jc w:val="center"/>
-      </w:pPr>
-      <w:r>
-        <w:rPr>
-          <w:rFonts w:ascii="Times New Roman" w:hAnsi="Times New Roman" w:eastAsia="宋体"/>
-          <w:b/>
-          <w:sz w:val="21"/>
-        </w:rPr>
-        <w:t xml:space="preserve">图1  可比公司零部件业务收入（2026 年 1—6 月）</w:t>
-      </w:r>
-    </w:p>
-    <w:p>
-      <w:pPr>
-        <w:keepNext/>
-        <w:spacing w:before="0" w:after="0"/>
-        <w:jc w:val="center"/>
-      </w:pPr>
-      <w:r>
-        <w:drawing>
-          <wp:inline xmlns:a="http://schemas.openxmlformats.org/drawingml/2006/main" xmlns:pic="http://schemas.openxmlformats.org/drawingml/2006/picture">
-            <wp:extent cx="5274310" cy="2608175"/>
-            <wp:docPr id="1" name="Picture 1"/>
-            <wp:cNvGraphicFramePr>
-              <a:graphicFrameLocks noChangeAspect="1"/>
-            </wp:cNvGraphicFramePr>
-            <a:graphic>
-              <a:graphicData uri="http://schemas.openxmlformats.org/drawingml/2006/picture">
-                <pic:pic>
-                  <pic:nvPicPr>
-                    <pic:cNvPr id="0" name="fig_peers.png"/>
-                    <pic:cNvPicPr/>
-                  </pic:nvPicPr>
-                  <pic:blipFill>
-                    <a:blip r:embed="rId41"/>
-                    <a:stretch>
-                      <a:fillRect/>
-                    </a:stretch>
-                  </pic:blipFill>
-                  <pic:spPr>
-                    <a:xfrm>
-                      <a:off x="0" y="0"/>
-                      <a:ext cx="5274310" cy="2608175"/>
-                    </a:xfrm>
-                    <a:prstGeom prst="rect"/>
-                  </pic:spPr>
-                </pic:pic>
-              </a:graphicData>
-            </a:graphic>
-          </wp:inline>
-        </w:drawing>
-      </w:r>
-    </w:p>
-    <w:p>
-      <w:pPr>
-        <w:spacing w:before="0" w:after="120"/>
-        <w:jc w:val="both"/>
-      </w:pPr>
-      <w:r>
-        <w:rPr>
-          <w:rFonts w:ascii="Times New Roman" w:hAnsi="Times New Roman" w:eastAsia="宋体"/>
-          <w:b w:val="0"/>
-          <w:sz w:val="21"/>
-        </w:rPr>
-        <w:t xml:space="preserve">资料来源：各公司 2026 年半年度报告。注一：口径为各公司披露的零部件业务分类，江丰电子为精密零部件，珂玛科技为先进陶瓷材料零部件，先锋精科为工艺部件，臻宝科技为泛半导体零部件，托伦斯为半导体工艺零部件。注二：富创精密未披露分业务数据，未予列示。</w:t>
-      </w:r>
-    </w:p>
-    <w:p>
-      <w:pPr>
-        <w:spacing w:line="360" w:lineRule="auto" w:before="120"/>
-        <w:ind w:firstLine="480"/>
-        <w:jc w:val="both"/>
-      </w:pPr>
-      <w:r>
-        <w:rPr>
-          <w:rFonts w:ascii="Times New Roman" w:hAnsi="Times New Roman" w:eastAsia="宋体"/>
-          <w:b w:val="0"/>
-          <w:sz w:val="24"/>
-        </w:rPr>
         <w:t xml:space="preserve">据此可以认为，公司的竞争位置不取决于单一品类的规模，而取决于品类组合。三条产品线中，金属气体喷淋头所处品类的国产供给已经形成，其竞争对象主要为国内同行而非进口件；氮化铝陶瓷加热盘与全氟醚橡胶密封件则落在国产化率最低、境外集中度最高的一档，其中前者的国内加工企业数量尤为有限。国内已上市或在审企业中，富创精密与先锋精科覆盖金属件与加热器而不涉密封件，珂玛科技覆盖陶瓷件与陶瓷加热器而不涉密封件，芯密科技专营密封件；公开信息中未见同时覆盖上述三类产品的其他境内企业。三类产品同时供货，所对应的是同一批客户的三类采购需求，单一品类厂商则仅对应其中之一。就氮化铝陶瓷加热盘而言，公司已实现量产，与同样已量产的同行处于同一阶段，快于仍在客户端验证的先锋精科。</w:t>
       </w:r>
     </w:p>
@@ -1016,7 +931,7 @@
           <w:b/>
           <w:sz w:val="21"/>
         </w:rPr>
-        <w:t xml:space="preserve">图2  中国晶圆厂零部件采购额及直接采购占比（2020—2029E）</w:t>
+        <w:t xml:space="preserve">图1  中国晶圆厂零部件采购额及直接采购占比（2020—2029E）</w:t>
       </w:r>
     </w:p>
     <w:p>
@@ -1029,7 +944,7 @@
         <w:drawing>
           <wp:inline xmlns:a="http://schemas.openxmlformats.org/drawingml/2006/main" xmlns:pic="http://schemas.openxmlformats.org/drawingml/2006/picture">
             <wp:extent cx="5274310" cy="2619767"/>
-            <wp:docPr id="2" name="Picture 2"/>
+            <wp:docPr id="1" name="Picture 1"/>
             <wp:cNvGraphicFramePr>
               <a:graphicFrameLocks noChangeAspect="1"/>
             </wp:cNvGraphicFramePr>
@@ -1041,7 +956,7 @@
                     <pic:cNvPicPr/>
                   </pic:nvPicPr>
                   <pic:blipFill>
-                    <a:blip r:embed="rId42"/>
+                    <a:blip r:embed="rId41"/>
                     <a:stretch>
                       <a:fillRect/>
                     </a:stretch>
@@ -1116,7 +1031,7 @@
           <w:b w:val="0"/>
           <w:sz w:val="24"/>
         </w:rPr>
-        <w:t xml:space="preserve">技术要求沿三个方向提升。气体喷淋头的演进集中于内部流道的微结构优化、耐等离子体侵蚀涂层的应用，以及对更大尺寸晶圆的工艺适配；加热盘的材料由氧化铝转向氮化铝，后者导热性与高温稳定性更优，可在最高 1,600℃ 的环境中运行，为先进制程的首选。据 QYResearch 统计，8 英寸产品目前占氮化铝陶瓷加热器的 63%，12 英寸随先进制程扩产而增长。本地化供应链建设已列为本环节的主要趋势之一。</w:t>
+        <w:t xml:space="preserve">技术要求沿三个方向提升。气体喷淋头的演进集中于内部流道的微结构优化与耐等离子体侵蚀涂层的应用；加热盘的材料由氧化铝转向氮化铝，后者导热性与高温稳定性更优，可在最高 1,600℃ 的环境中运行，为先进制程的首选；两类部件均需适配更大尺寸的晶圆，据 QYResearch 统计，8 英寸产品目前占氮化铝陶瓷加热器的 63%，12 英寸随先进制程扩产而增长。本地化供应链建设已列为本环节的主要趋势之一。</w:t>
       </w:r>
     </w:p>
     <w:p>
@@ -1160,7 +1075,7 @@
           <w:b w:val="0"/>
           <w:sz w:val="24"/>
         </w:rPr>
-        <w:t xml:space="preserve">公司的客户覆盖设备整机厂商与晶圆制造厂商两类，分别对应新机配套与产线备件两条供货路径。两类客户的采购节奏并不同步，同时进入两端，使公司收入不依赖单一端的周期波动。</w:t>
+        <w:t xml:space="preserve">公司的客户覆盖设备整机厂商与晶圆制造厂商两类，分别对应新机配套与产线备件两条供货路径。同时进入两端，公司的收入不依赖单一端的周期波动。</w:t>
       </w:r>
     </w:p>
     <w:p>
@@ -1423,7 +1338,7 @@
           <w:b w:val="0"/>
           <w:sz w:val="24"/>
         </w:rPr>
-        <w:t xml:space="preserve">产品按客户机型命名，构成客户导入已经完成的直接证据。公司官网精密气体喷头栏目下的三个型号，标注的是设备平台与制程尺寸，而非自定的规格编号；产品需与特定机型的既有部件在尺寸、接口与关键指标上对应，否则无法装机。能够进入这一位置，本身即构成对加工能力与工艺稳定性的验证。与之配套，公司持有质量、环境、职业健康、信息安全与知识产权五个方向的管理体系认证，密封系列通过 CE 认证。</w:t>
+        <w:t xml:space="preserve">产品按客户机型命名，反映其已进入具体机型的配套位置。公司官网精密气体喷头栏目下的三个型号，标注的是设备平台与制程尺寸，而非自定的规格编号；产品需与特定机型的既有部件在尺寸、接口与关键指标上对应，否则无法装机。能够进入这一位置，本身即构成对加工能力与工艺稳定性的验证。与之配套，公司持有质量、环境、职业健康、信息安全与知识产权五个方向的管理体系认证，密封系列通过 CE 认证。</w:t>
       </w:r>
     </w:p>
     <w:p>
@@ -1438,7 +1353,7 @@
           <w:b w:val="0"/>
           <w:sz w:val="24"/>
         </w:rPr>
-        <w:t xml:space="preserve">交付能力是维持客户关系的另一项条件。公司在无锡、合肥与武汉设有生产基地，均位于国内主要存储晶圆制造厂商的配套半径之内。零部件属高频更换的耗材，交付响应时效直接影响客户的停机时间，就近配套因而成为客户在同等技术条件下的现实偏好。</w:t>
+        <w:t xml:space="preserve">公司在无锡、合肥与武汉设有生产基地，均位于国内主要存储晶圆制造厂商的配套半径之内。零部件属高频更换的耗材，交付响应时效直接影响客户的停机时间，就近配套因而是客户的现实偏好。</w:t>
       </w:r>
     </w:p>
     <w:p>
@@ -1453,7 +1368,7 @@
           <w:b w:val="0"/>
           <w:sz w:val="24"/>
         </w:rPr>
-        <w:t xml:space="preserve">据此可以认为，公司已完成客户导入中门槛最高的阶段。设备端与晶圆端的供应体系均已进入，并以机型对位的方式实现供货。后续增长取决于单一客户份额的提升与产品线的横向扩展，而非从零开始的客户开发。</w:t>
+        <w:t xml:space="preserve">据此可以认为，公司已进入设备端与晶圆端两类客户的供应体系。后续增长取决于单一客户份额的提升与产品线的横向扩展，而非从零开始的客户开发。</w:t>
       </w:r>
     </w:p>
     <w:p>
@@ -2003,7 +1918,7 @@
           <w:b w:val="0"/>
           <w:sz w:val="24"/>
         </w:rPr>
-        <w:t xml:space="preserve">产业化阶段已经完成。氮化铝陶瓷加热盘已实现量产，气体喷淋头按泛林机型对位供货。公司的“半导体薄膜沉积设备高精密气体喷淋头”列入《江苏省重点推广应用的新技术新产品目录（2025 年）》“两新”技术产品（江苏省工业和信息化厅，苏工信创新〔2025〕224 号），该册共收录 1,739 项，其中涉及气体喷淋头的仅此一项。公司为国家高新技术企业与科技型中小企业，设有市级企业技术中心与工程技术研究中心，并完成企业知识产权管理贯标备案。</w:t>
+        <w:t xml:space="preserve">产业化阶段已经完成，氮化铝陶瓷加热盘进入量产。公司的“半导体薄膜沉积设备高精密气体喷淋头”列入《江苏省重点推广应用的新技术新产品目录（2025 年）》“两新”技术产品（江苏省工业和信息化厅，苏工信创新〔2025〕224 号），该册共收录 1,739 项，其中涉及气体喷淋头的仅此一项。公司为国家高新技术企业与科技型中小企业，设有市级企业技术中心与工程技术研究中心，并完成企业知识产权管理贯标备案。</w:t>
       </w:r>
     </w:p>
     <w:p>

--- a/output/金源/专题/无锡金源半导体专题材料.docx
+++ b/output/金源/专题/无锡金源半导体专题材料.docx
@@ -73,7 +73,7 @@
           <w:b w:val="0"/>
           <w:sz w:val="24"/>
         </w:rPr>
-        <w:t xml:space="preserve">较高的导入壁垒对应较高的市场集中度。零部件行业整体集中度约 50%，细分品类普遍高于这一水平。本环节的机会因而在于单一品类的突破，而非规模上的全面比拼。公司所对应的三个品类，其竞争格局与国产化程度各不相同。</w:t>
+        <w:t xml:space="preserve">较高的导入壁垒对应较高的市场集中度。本环节的集中度普遍高于设备整机，细分品类尤甚。本环节的机会因而在于单一品类的突破，而非规模上的全面比拼。公司所对应的三个品类，其竞争格局与国产化程度各不相同。</w:t>
       </w:r>
     </w:p>
     <w:p>
@@ -564,7 +564,194 @@
           <w:b w:val="0"/>
           <w:sz w:val="24"/>
         </w:rPr>
-        <w:t xml:space="preserve">三个品类中，气体喷淋头的市场规模最大，国产供给的形成也最早。喷淋头按材质可分为硅质、金属与其他三类。据 QYResearch 统计，2024 年全球硅质喷淋头产量约 25 万只、单价 3,600 美元，金属喷淋头产量约 15 万只、单价 1,400 美元；按此测算，金属喷淋头约占全球喷淋头市场的 18%，硅质约占 77%。公司所处的金属路线在全球市场中占比较小，却是国内企业切入较早的一类，富创精密、新莱应材、江丰电子、先锋精科、安徽博芯微等均已形成供货，先锋精科 2023 年匀气盘收入 4,287.18 万元、销量 6,034 件。</w:t>
+        <w:t xml:space="preserve">三个品类中，气体喷淋头的市场规模最大，国产供给的形成也最早。喷淋头按材质可分为硅质、金属与其他三类。据 QYResearch 统计，2024 年全球硅质喷淋头产量约 25 万只、单价 3,600 美元，金属喷淋头产量约 15 万只、单价 1,400 美元；按此测算，金属喷淋头约占全球喷淋头市场的 18%，硅质约占 77%。公司所处的金属路线在全球市场中占比较小，却是国内企业切入较早的一类。就公开披露而言，富创精密与先锋精科均将匀气盘列为其半导体零部件的主要产品，先锋精科 2023 年匀气盘收入 4,287.18 万元、销量 6,034 件。</w:t>
+      </w:r>
+    </w:p>
+    <w:p>
+      <w:pPr>
+        <w:keepNext/>
+        <w:spacing w:before="120" w:after="60"/>
+        <w:jc w:val="center"/>
+      </w:pPr>
+      <w:r>
+        <w:rPr>
+          <w:rFonts w:ascii="Times New Roman" w:hAnsi="Times New Roman" w:eastAsia="宋体"/>
+          <w:b/>
+          <w:sz w:val="21"/>
+        </w:rPr>
+        <w:t xml:space="preserve">表2  国内主要厂商气体喷淋头的进展</w:t>
+      </w:r>
+    </w:p>
+    <w:tbl>
+      <w:tblPr>
+        <w:tblW w:w="5000" w:type="pct"/>
+        <w:jc w:val="center"/>
+        <w:tblBorders>
+          <w:top w:val="single" w:sz="12" w:space="0" w:color="010000"/>
+          <w:left w:val="single" w:sz="12" w:space="0" w:color="010000"/>
+          <w:bottom w:val="single" w:sz="12" w:space="0" w:color="010000"/>
+          <w:right w:val="single" w:sz="12" w:space="0" w:color="010000"/>
+          <w:insideH w:val="single" w:sz="4" w:space="0" w:color="010000"/>
+          <w:insideV w:val="single" w:sz="4" w:space="0" w:color="010000"/>
+        </w:tblBorders>
+        <w:tblLayout w:type="fixed"/>
+      </w:tblPr>
+      <w:tblGrid>
+        <w:gridCol w:w="1328"/>
+        <w:gridCol w:w="6978"/>
+      </w:tblGrid>
+      <w:tr>
+        <w:trPr>
+          <w:cantSplit/>
+          <w:tblHeader/>
+          <w:jc w:val="center"/>
+        </w:trPr>
+        <w:tc>
+          <w:tcPr>
+            <w:tcW w:w="1328" w:type="dxa"/>
+            <w:vAlign w:val="center"/>
+          </w:tcPr>
+          <w:p>
+            <w:pPr>
+              <w:spacing w:before="40" w:after="40" w:line="260" w:lineRule="auto"/>
+              <w:jc w:val="center"/>
+            </w:pPr>
+            <w:r>
+              <w:rPr>
+                <w:rFonts w:ascii="Times New Roman" w:hAnsi="Times New Roman" w:eastAsia="宋体"/>
+                <w:b/>
+                <w:sz w:val="21"/>
+              </w:rPr>
+              <w:t xml:space="preserve">企业</w:t>
+            </w:r>
+          </w:p>
+        </w:tc>
+        <w:tc>
+          <w:tcPr>
+            <w:tcW w:w="6978" w:type="dxa"/>
+            <w:vAlign w:val="center"/>
+          </w:tcPr>
+          <w:p>
+            <w:pPr>
+              <w:spacing w:before="40" w:after="40" w:line="260" w:lineRule="auto"/>
+              <w:jc w:val="center"/>
+            </w:pPr>
+            <w:r>
+              <w:rPr>
+                <w:rFonts w:ascii="Times New Roman" w:hAnsi="Times New Roman" w:eastAsia="宋体"/>
+                <w:b/>
+                <w:sz w:val="21"/>
+              </w:rPr>
+              <w:t xml:space="preserve">气体喷淋头（匀气盘）的进展</w:t>
+            </w:r>
+          </w:p>
+        </w:tc>
+      </w:tr>
+      <w:tr>
+        <w:trPr>
+          <w:cantSplit/>
+          <w:jc w:val="center"/>
+        </w:trPr>
+        <w:tc>
+          <w:tcPr>
+            <w:tcW w:w="1328" w:type="dxa"/>
+            <w:vAlign w:val="center"/>
+          </w:tcPr>
+          <w:p>
+            <w:pPr>
+              <w:spacing w:before="40" w:after="40" w:line="260" w:lineRule="auto"/>
+              <w:jc w:val="center"/>
+            </w:pPr>
+            <w:r>
+              <w:rPr>
+                <w:rFonts w:ascii="Times New Roman" w:hAnsi="Times New Roman" w:eastAsia="宋体"/>
+                <w:b w:val="0"/>
+                <w:sz w:val="21"/>
+              </w:rPr>
+              <w:t xml:space="preserve">富创精密</w:t>
+            </w:r>
+          </w:p>
+        </w:tc>
+        <w:tc>
+          <w:tcPr>
+            <w:tcW w:w="6978" w:type="dxa"/>
+            <w:vAlign w:val="center"/>
+          </w:tcPr>
+          <w:p>
+            <w:pPr>
+              <w:spacing w:before="40" w:after="40" w:line="260" w:lineRule="auto"/>
+              <w:jc w:val="left"/>
+            </w:pPr>
+            <w:r>
+              <w:rPr>
+                <w:rFonts w:ascii="Times New Roman" w:hAnsi="Times New Roman" w:eastAsia="宋体"/>
+                <w:b w:val="0"/>
+                <w:sz w:val="21"/>
+              </w:rPr>
+              <w:t xml:space="preserve">报告期内完成多款高度集成化新型匀气盘产品研发落地，多层钎焊内腔匀气盘实现全流程自主可控生产；匀气盘业务同比翻倍，高难度、复杂结构产品已在国内先进制程领域导入与推广</w:t>
+            </w:r>
+          </w:p>
+        </w:tc>
+      </w:tr>
+      <w:tr>
+        <w:trPr>
+          <w:cantSplit/>
+          <w:jc w:val="center"/>
+        </w:trPr>
+        <w:tc>
+          <w:tcPr>
+            <w:tcW w:w="1328" w:type="dxa"/>
+            <w:vAlign w:val="center"/>
+          </w:tcPr>
+          <w:p>
+            <w:pPr>
+              <w:spacing w:before="40" w:after="40" w:line="260" w:lineRule="auto"/>
+              <w:jc w:val="center"/>
+            </w:pPr>
+            <w:r>
+              <w:rPr>
+                <w:rFonts w:ascii="Times New Roman" w:hAnsi="Times New Roman" w:eastAsia="宋体"/>
+                <w:b w:val="0"/>
+                <w:sz w:val="21"/>
+              </w:rPr>
+              <w:t xml:space="preserve">先锋精科</w:t>
+            </w:r>
+          </w:p>
+        </w:tc>
+        <w:tc>
+          <w:tcPr>
+            <w:tcW w:w="6978" w:type="dxa"/>
+            <w:vAlign w:val="center"/>
+          </w:tcPr>
+          <w:p>
+            <w:pPr>
+              <w:spacing w:before="40" w:after="40" w:line="260" w:lineRule="auto"/>
+              <w:jc w:val="left"/>
+            </w:pPr>
+            <w:r>
+              <w:rPr>
+                <w:rFonts w:ascii="Times New Roman" w:hAnsi="Times New Roman" w:eastAsia="宋体"/>
+                <w:b w:val="0"/>
+                <w:sz w:val="21"/>
+              </w:rPr>
+              <w:t xml:space="preserve">匀气盘为其半导体类主要产品之一，微孔加工的孔径标准差可达 0.3 微米；真空扩散焊与真空钎焊应用于多层复杂构造匀气盘的生产</w:t>
+            </w:r>
+          </w:p>
+        </w:tc>
+      </w:tr>
+    </w:tbl>
+    <w:p>
+      <w:pPr>
+        <w:spacing w:before="0" w:after="120"/>
+        <w:jc w:val="both"/>
+      </w:pPr>
+      <w:r>
+        <w:rPr>
+          <w:rFonts w:ascii="Times New Roman" w:hAnsi="Times New Roman" w:eastAsia="宋体"/>
+          <w:b w:val="0"/>
+          <w:sz w:val="21"/>
+        </w:rPr>
+        <w:t xml:space="preserve">资料来源：各公司 2026 年半年度报告。注：江丰电子 2026 年半年度报告将气体分配盘列为国内供应链仍处于持续突破阶段的金属零部件之一。</w:t>
       </w:r>
     </w:p>
     <w:p>
@@ -594,7 +781,7 @@
           <w:b/>
           <w:sz w:val="21"/>
         </w:rPr>
-        <w:t xml:space="preserve">表2  国内主要厂商陶瓷加热盘的进展</w:t>
+        <w:t xml:space="preserve">表3  国内主要厂商陶瓷加热盘的进展</w:t>
       </w:r>
     </w:p>
     <w:tbl>
@@ -827,7 +1014,7 @@
           <w:b w:val="0"/>
           <w:sz w:val="24"/>
         </w:rPr>
-        <w:t xml:space="preserve">半导体级全氟醚橡胶密封件的境外集中度更高，2024 年国产化率不足 10%。国内厂商中，芯密科技进入较早，其刻蚀用密封圈 2022 年至 2024 年收入由 1,121.70 万元增至 9,109.84 万元，销量由 8,840 个增至 113,918 个。三年间收入增至约八倍，该品类已出现成规模供货的国内厂商。</w:t>
+        <w:t xml:space="preserve">半导体级全氟醚橡胶密封件的境外集中度更高，据行业普遍估计，其国产化率不足 10%。国内厂商中，芯密科技进入较早，其刻蚀用密封圈 2022 年至 2024 年收入由 1,121.70 万元增至 9,109.84 万元，销量由 8,840 个增至 113,918 个。三年间收入增至约八倍，该品类已出现成规模供货的国内厂商。</w:t>
       </w:r>
     </w:p>
     <w:p>
@@ -842,7 +1029,7 @@
           <w:b w:val="0"/>
           <w:sz w:val="24"/>
         </w:rPr>
-        <w:t xml:space="preserve">三个品类的国产化程度依次递减：金属结构件约 30%，其中基础件可超过 50%；陶瓷件多数品类不足 5%；半导体级全氟醚橡胶密封件不足 10%。越靠近工艺反应、对材料纯度与加工精度要求越高的部件，国产化率越低，替代空间相应越大。</w:t>
+        <w:t xml:space="preserve">据行业普遍估计，三个品类的国产化程度依次递减：金属结构件约 30%，其中基础件可超过 50%；陶瓷件多数品类不足 5%；半导体级全氟醚橡胶密封件不足 10%。越靠近工艺反应、对材料纯度与加工精度要求越高的部件，国产化率越低，替代空间相应越大。</w:t>
       </w:r>
     </w:p>
     <w:p>
@@ -1001,7 +1188,7 @@
           <w:b w:val="0"/>
           <w:sz w:val="24"/>
         </w:rPr>
-        <w:t xml:space="preserve">国产替代的窗口在供需两端同时打开。资金端，国家集成电路产业投资基金三期于 2024 年 5 月成立，注册资本 3,440 亿元，超过一期 1,387 亿元与二期 2,041.5 亿元之和，其投向覆盖装备与零部件。供给端，按五家公司 2025 财年财务报告汇总，日系主要半导体设备企业对华销售额合计 1.47 万亿日元，同比下降 12%，为其对华年度营收首次整体下行；东京电子的中国营收占比由 2024 年二季度的 50% 降至 2026 年一季度的 27%。境外供给收缩与国内需求上行同时发生，国产替代的驱动因素已不限于价格，还包括交期与供应连续性。</w:t>
+        <w:t xml:space="preserve">国产替代的窗口在供需两端同时打开。资金端，国家集成电路产业投资基金三期于 2024 年 5 月成立，注册资本 3,440 亿元，超过一期 1,387 亿元与二期 2,041.5 亿元之和，其投向覆盖装备与零部件。供给端，按五家公司 2025 财年财务报告汇总，日系主要半导体设备企业对华销售额合计 1.47 万亿日元，同比下降 12%，为其对华年度营收首次整体下行；东京电子的中国营收占比由 2024 年二季度的 50% 降至 2026 年一季度的 27%。境外设备厂商对华业务同步承压，与国内晶圆厂直接采购比例的提升相叠加，本环节国产替代所面对的供应链环境较此前宽松，其驱动因素已不限于价格，还包括交期与供应连续性。</w:t>
       </w:r>
     </w:p>
     <w:p>
@@ -1016,7 +1203,7 @@
           <w:b w:val="0"/>
           <w:sz w:val="24"/>
         </w:rPr>
-        <w:t xml:space="preserve">供应模式随之由备件供应转向同步研发。设备厂商的认证周期由三年缩短至一年至一年半，并开始承担小批量试制费用，零部件企业得以在机型定型阶段介入。上述开放存在边界：头部设备商在先进制程的静电卡盘与加热盘上仍以自研为主，对外采购集中于成熟制程，零部件企业的上限取决于能否守住中高端品类。</w:t>
+        <w:t xml:space="preserve">供应模式随之由备件供应转向同步研发。设备厂商的认证周期较此前缩短，并开始承担小批量试制费用，零部件企业得以在机型定型阶段介入。上述开放存在边界：头部设备商在先进制程的静电卡盘与加热盘上仍以自研为主，对外采购集中于成熟制程，零部件企业的上限取决于能否守住中高端品类。</w:t>
       </w:r>
     </w:p>
     <w:p>
@@ -1031,7 +1218,7 @@
           <w:b w:val="0"/>
           <w:sz w:val="24"/>
         </w:rPr>
-        <w:t xml:space="preserve">技术要求沿三个方向提升。气体喷淋头的演进集中于内部流道的微结构优化与耐等离子体侵蚀涂层的应用；加热盘的材料由氧化铝转向氮化铝，后者导热性与高温稳定性更优，可在最高 1,600℃ 的环境中运行，为先进制程的首选；两类部件均需适配更大尺寸的晶圆，据 QYResearch 统计，8 英寸产品目前占氮化铝陶瓷加热器的 63%，12 英寸随先进制程扩产而增长。本地化供应链建设已列为本环节的主要趋势之一。</w:t>
+        <w:t xml:space="preserve">技术要求沿三个方向提升。气体喷淋头的演进集中于内部流道的微结构优化与耐等离子体侵蚀涂层的应用；加热盘的材料由氧化铝转向氮化铝，后者导热性与高温稳定性更优，可在最高 1,600℃ 的环境中运行，在先进制程中的应用占比持续提升；两类部件均需适配更大尺寸的晶圆，据 QYResearch 统计，8 英寸产品目前占氮化铝陶瓷加热器的 63%，12 英寸随先进制程扩产而增长。本地化供应链建设已列为本环节的主要趋势之一。</w:t>
       </w:r>
     </w:p>
     <w:p>
@@ -1090,7 +1277,7 @@
           <w:b/>
           <w:sz w:val="21"/>
         </w:rPr>
-        <w:t xml:space="preserve">表3  客户结构</w:t>
+        <w:t xml:space="preserve">表4  客户结构</w:t>
       </w:r>
     </w:p>
     <w:tbl>
@@ -1412,7 +1599,7 @@
           <w:b w:val="0"/>
           <w:sz w:val="24"/>
         </w:rPr>
-        <w:t xml:space="preserve">加热盘的技术集中于材料与控温。氮化铝的导热性显著优于氧化铝，其热膨胀系数与硅匹配，为先进制程的主流选择。难点在于粉体纯度，以及加热电路与陶瓷基体的高温共烧匹配。</w:t>
+        <w:t xml:space="preserve">加热盘的技术集中于材料与控温。氮化铝的导热性显著优于氧化铝，其热膨胀系数与硅匹配，为先进制程的主流材料选择之一。难点在于粉体纯度，以及加热电路与陶瓷基体的高温共烧匹配。</w:t>
       </w:r>
     </w:p>
     <w:p>
@@ -1457,7 +1644,7 @@
           <w:b/>
           <w:sz w:val="21"/>
         </w:rPr>
-        <w:t xml:space="preserve">表4  公司专利结构</w:t>
+        <w:t xml:space="preserve">表5  公司专利结构</w:t>
       </w:r>
     </w:p>
     <w:tbl>
@@ -1903,7 +2090,7 @@
           <w:b w:val="0"/>
           <w:sz w:val="24"/>
         </w:rPr>
-        <w:t xml:space="preserve">专利结构呈现结构件、材料与工艺三线并行的特征：既有一体化匀流气相喷淋头、铝合金微孔加工方法等结构与工艺类专利，亦有全氟醚橡胶复合材料及其制备方法一类的材料配方专利。配方类专利的技术含量高于结构类，全氟醚橡胶的门槛在于胶料而非成型工艺。</w:t>
+        <w:t xml:space="preserve">专利结构呈现结构件、材料与工艺三线并行的特征：既有一体化匀流气相喷淋头、铝合金微孔加工方法等结构与工艺类专利，亦有全氟醚橡胶复合材料及其制备方法一类的材料配方专利。其中全氟醚橡胶的门槛在于胶料而非成型工艺。</w:t>
       </w:r>
     </w:p>
     <w:p>
@@ -1933,7 +2120,7 @@
           <w:b w:val="0"/>
           <w:sz w:val="24"/>
         </w:rPr>
-        <w:t xml:space="preserve">据此可以认为，同时具备三类技术的企业，在同等规模的零部件厂商中并不多见。三者分属机械、无机非金属与高分子三个学科，多数同行仅涉及其中之一。公司由此能够向同一客户的不同失效部位供货；其代价在于每一条路径均需独立的技术积累与验证投入，短期内难以在单一品类上做到最深。</w:t>
+        <w:t xml:space="preserve">据此可以认为，从公开信息看，同时覆盖上述三类产品的企业相对少见。三者分属机械、无机非金属与高分子三个学科，多数同行仅涉及其中之一。公司由此能够向同一客户的不同失效部位供货；其代价在于每一条路径均需独立的技术积累与验证投入，短期内难以在单一品类上做到最深。</w:t>
       </w:r>
     </w:p>
     <w:sectPr>

--- a/output/金源/专题/无锡金源半导体专题材料.docx
+++ b/output/金源/专题/无锡金源半导体专题材料.docx
@@ -73,7 +73,7 @@
           <w:b w:val="0"/>
           <w:sz w:val="24"/>
         </w:rPr>
-        <w:t xml:space="preserve">较高的导入壁垒对应较高的市场集中度。本环节的集中度普遍高于设备整机，细分品类尤甚。本环节的机会因而在于单一品类的突破，而非规模上的全面比拼。公司所对应的三个品类，其竞争格局与国产化程度各不相同。</w:t>
+        <w:t xml:space="preserve">较高的导入壁垒对应较高的市场集中度。零部件环节的集中度普遍高于设备整机，细分品类尤甚。机会因而在于单一品类的突破，而非规模上的全面比拼。公司所对应的三个品类，其竞争格局与国产化程度各不相同。</w:t>
       </w:r>
     </w:p>
     <w:p>
@@ -999,7 +999,7 @@
           <w:b w:val="0"/>
           <w:sz w:val="21"/>
         </w:rPr>
-        <w:t xml:space="preserve">资料来源：各公司 2026 年半年度报告。注：该品类由日系企业主导，2024 年日本碍子约占全球 48%（QYResearch）。</w:t>
+        <w:t xml:space="preserve">资料来源：各公司 2026 年半年度报告</w:t>
       </w:r>
     </w:p>
     <w:p>
@@ -1188,7 +1188,7 @@
           <w:b w:val="0"/>
           <w:sz w:val="24"/>
         </w:rPr>
-        <w:t xml:space="preserve">国产替代的窗口在供需两端同时打开。资金端，国家集成电路产业投资基金三期于 2024 年 5 月成立，注册资本 3,440 亿元，超过一期 1,387 亿元与二期 2,041.5 亿元之和，其投向覆盖装备与零部件。供给端，按五家公司 2025 财年财务报告汇总，日系主要半导体设备企业对华销售额合计 1.47 万亿日元，同比下降 12%，为其对华年度营收首次整体下行；东京电子的中国营收占比由 2024 年二季度的 50% 降至 2026 年一季度的 27%。境外设备厂商对华业务同步承压，与国内晶圆厂直接采购比例的提升相叠加，本环节国产替代所面对的供应链环境较此前宽松，其驱动因素已不限于价格，还包括交期与供应连续性。</w:t>
+        <w:t xml:space="preserve">国产替代的窗口在资金与供给两端同时打开。资金端，国家集成电路产业投资基金三期于 2024 年 5 月成立，注册资本 3,440 亿元，超过一期 1,387 亿元与二期 2,041.5 亿元之和，其投向覆盖装备与零部件。供给端，按五家公司 2025 财年财务报告汇总，日系主要半导体设备企业对华销售额合计 1.47 万亿日元，同比下降 12%，为其对华年度营收首次整体下行；东京电子的中国营收占比由 2024 年二季度的 50% 降至 2026 年一季度的 27%。境外设备厂商对华业务同步承压，与国内晶圆厂直接采购比例的提升相叠加，本环节国产替代所面对的供应链环境较此前宽松，其驱动因素已不限于价格，还包括交期与供应连续性。</w:t>
       </w:r>
     </w:p>
     <w:p>
@@ -1540,7 +1540,7 @@
           <w:b w:val="0"/>
           <w:sz w:val="24"/>
         </w:rPr>
-        <w:t xml:space="preserve">公司在无锡、合肥与武汉设有生产基地，均位于国内主要存储晶圆制造厂商的配套半径之内。零部件属高频更换的耗材，交付响应时效直接影响客户的停机时间，就近配套因而是客户的现实偏好。</w:t>
+        <w:t xml:space="preserve">公司在无锡、合肥与武汉设有生产基地，其中合肥与武汉两地紧邻国内主要存储晶圆制造厂商的产线所在地。零部件属高频更换的耗材，交付响应时效直接影响客户的停机时间，就近配套因而是客户的现实偏好。</w:t>
       </w:r>
     </w:p>
     <w:p>
@@ -1629,7 +1629,7 @@
           <w:b w:val="0"/>
           <w:sz w:val="24"/>
         </w:rPr>
-        <w:t xml:space="preserve">三类技术均以自有专利为载体。截至编制日，公司持有专利 73 项，其中有效授权 56 项、审查中 14 项。专利方向与三条产品线高度对应，气体分配与加热盘两个方向的数量最多，其余分布于腔室结构、加工工艺与检测工装。</w:t>
+        <w:t xml:space="preserve">三类技术均以自有专利为载体。截至编制日，公司持有专利 73 项，其中有效授权 56 项。专利方向与三条产品线高度对应，气体分配与加热盘两个方向的数量最多，其余分布于腔室结构、加工工艺与检测工装。</w:t>
       </w:r>
     </w:p>
     <w:p>
@@ -2105,7 +2105,7 @@
           <w:b w:val="0"/>
           <w:sz w:val="24"/>
         </w:rPr>
-        <w:t xml:space="preserve">产业化阶段已经完成，氮化铝陶瓷加热盘进入量产。公司的“半导体薄膜沉积设备高精密气体喷淋头”列入《江苏省重点推广应用的新技术新产品目录（2025 年）》“两新”技术产品（江苏省工业和信息化厅，苏工信创新〔2025〕224 号），该册共收录 1,739 项，其中涉及气体喷淋头的仅此一项。公司为国家高新技术企业与科技型中小企业，设有市级企业技术中心与工程技术研究中心，并完成企业知识产权管理贯标备案。</w:t>
+        <w:t xml:space="preserve">产业化阶段已经完成，氮化铝陶瓷加热盘进入量产。公司的“半导体薄膜沉积设备高精密气体喷淋头”列入《江苏省重点推广应用的新技术新产品目录（2025 年）》“两新”技术产品（江苏省工业和信息化厅苏工信创新〔2025〕224 号）。该册共收录 1,739 项，其中涉及气体喷淋头的仅此一项。公司为国家高新技术企业与科技型中小企业，设有市级企业技术中心与工程技术研究中心，并完成企业知识产权管理贯标备案。</w:t>
       </w:r>
     </w:p>
     <w:p>

--- a/output/金源/专题/无锡金源半导体专题材料.docx
+++ b/output/金源/专题/无锡金源半导体专题材料.docx
@@ -1014,7 +1014,7 @@
           <w:b w:val="0"/>
           <w:sz w:val="24"/>
         </w:rPr>
-        <w:t xml:space="preserve">半导体级全氟醚橡胶密封件的境外集中度更高，据行业普遍估计，其国产化率不足 10%。国内厂商中，芯密科技进入较早，其刻蚀用密封圈 2022 年至 2024 年收入由 1,121.70 万元增至 9,109.84 万元，销量由 8,840 个增至 113,918 个。三年间收入增至约八倍，该品类已出现成规模供货的国内厂商。</w:t>
+        <w:t xml:space="preserve">半导体级全氟醚橡胶密封件的境外集中度更高，据行业普遍估计，其国产化率不足 10%。国内厂商中，芯密科技进入较早，其刻蚀用密封圈 2022 年至 2024 年收入由 1,121.70 万元增至 9,109.84 万元，销量由 8,840 个增至 113,918 个。三年间收入增至约八倍，销量增至约十三倍，单价随之下行；该品类已出现成规模供货的国内厂商。</w:t>
       </w:r>
     </w:p>
     <w:p>
@@ -1044,7 +1044,22 @@
           <w:b w:val="0"/>
           <w:sz w:val="24"/>
         </w:rPr>
-        <w:t xml:space="preserve">据此可以认为，公司的竞争位置不取决于单一品类的规模，而取决于品类组合。三条产品线中，金属气体喷淋头所处品类的国产供给已经形成，其竞争对象主要为国内同行而非进口件；氮化铝陶瓷加热盘与全氟醚橡胶密封件则落在国产化率最低、境外集中度最高的一档，其中前者的国内加工企业数量尤为有限。国内已上市或在审企业中，富创精密与先锋精科覆盖金属件与加热器而不涉密封件，珂玛科技覆盖陶瓷件与陶瓷加热器而不涉密封件，芯密科技专营密封件；公开信息中未见同时覆盖上述三类产品的其他境内企业。三类产品同时供货，所对应的是同一批客户的三类采购需求，单一品类厂商则仅对应其中之一。就氮化铝陶瓷加热盘而言，公司已实现量产，与同样已量产的同行处于同一阶段，快于仍在客户端验证的先锋精科。</w:t>
+        <w:t xml:space="preserve">国内已上市或在审企业中，富创精密与先锋精科覆盖金属件与加热器而不涉密封件，珂玛科技覆盖陶瓷件与陶瓷加热器而不涉密封件，芯密科技专营密封件；公开信息中未见同时覆盖上述三类产品的其他境内企业。就氮化铝陶瓷加热盘而言，公司已实现量产，与同样已量产的同行处于同一阶段，快于仍在客户端验证的先锋精科。</w:t>
+      </w:r>
+    </w:p>
+    <w:p>
+      <w:pPr>
+        <w:spacing w:line="360" w:lineRule="auto" w:before="120"/>
+        <w:ind w:firstLine="480"/>
+        <w:jc w:val="both"/>
+      </w:pPr>
+      <w:r>
+        <w:rPr>
+          <w:rFonts w:ascii="Times New Roman" w:hAnsi="Times New Roman" w:eastAsia="宋体"/>
+          <w:b w:val="0"/>
+          <w:sz w:val="24"/>
+        </w:rPr>
+        <w:t xml:space="preserve">据此可以认为，公司的竞争位置不取决于单一品类的规模，而取决于品类组合。金属气体喷淋头所处品类的国产供给已经形成，其竞争对象主要为国内同行；氮化铝陶瓷加热盘与全氟醚橡胶密封件则落在国产化率最低、境外集中度最高的一档，其中前者的国内加工企业数量尤为有限。三类产品同时供货，所对应的是同一批客户的三类采购需求，单一品类厂商则仅对应其中之一。</w:t>
       </w:r>
     </w:p>
     <w:p>
@@ -2120,7 +2135,7 @@
           <w:b w:val="0"/>
           <w:sz w:val="24"/>
         </w:rPr>
-        <w:t xml:space="preserve">据此可以认为，从公开信息看，同时覆盖上述三类产品的企业相对少见。三者分属机械、无机非金属与高分子三个学科，多数同行仅涉及其中之一。公司由此能够向同一客户的不同失效部位供货；其代价在于每一条路径均需独立的技术积累与验证投入，短期内难以在单一品类上做到最深。</w:t>
+        <w:t xml:space="preserve">三条技术路径分属机械、无机非金属与高分子三个学科，各自的积累难以相互迁移，多数同行仅涉及其中之一。公司由此能够向同一客户的不同失效部位供货；其代价在于每一条路径均需独立的技术积累与验证投入，短期内难以在单一品类上做到最深。</w:t>
       </w:r>
     </w:p>
     <w:sectPr>

--- a/output/金源/专题/无锡金源半导体专题材料.docx
+++ b/output/金源/专题/无锡金源半导体专题材料.docx
@@ -1044,7 +1044,7 @@
           <w:b w:val="0"/>
           <w:sz w:val="24"/>
         </w:rPr>
-        <w:t xml:space="preserve">国内已上市或在审企业中，富创精密与先锋精科覆盖金属件与加热器而不涉密封件，珂玛科技覆盖陶瓷件与陶瓷加热器而不涉密封件，芯密科技专营密封件；公开信息中未见同时覆盖上述三类产品的其他境内企业。就氮化铝陶瓷加热盘而言，公司已实现量产，与同样已量产的同行处于同一阶段，快于仍在客户端验证的先锋精科。</w:t>
+        <w:t xml:space="preserve">上述三个品类，国内已上市或在审企业各有侧重：富创精密与先锋精科覆盖金属件与加热器而不涉密封件，珂玛科技覆盖陶瓷件与陶瓷加热器而不涉密封件，芯密科技专营密封件；公开信息中未见同时覆盖这三类产品的其他境内企业。就氮化铝陶瓷加热盘而言，公司已实现量产，与同样已量产的同行处于同一阶段，快于仍在客户端验证的先锋精科。</w:t>
       </w:r>
     </w:p>
     <w:p>
@@ -2135,7 +2135,7 @@
           <w:b w:val="0"/>
           <w:sz w:val="24"/>
         </w:rPr>
-        <w:t xml:space="preserve">三条技术路径分属机械、无机非金属与高分子三个学科，各自的积累难以相互迁移，多数同行仅涉及其中之一。公司由此能够向同一客户的不同失效部位供货；其代价在于每一条路径均需独立的技术积累与验证投入，短期内难以在单一品类上做到最深。</w:t>
+        <w:t xml:space="preserve">三条产品线所依托的技术分属机械、无机非金属与高分子三个学科，各自的积累难以相互迁移，多数同行仅涉及其中之一。公司同时具备三类技术，因而能够向同一客户的不同失效部位供货；其代价在于每一条路径均需独立的技术积累与验证投入，短期内难以在单一品类上做到最深。</w:t>
       </w:r>
     </w:p>
     <w:sectPr>

--- a/output/金源/专题/无锡金源半导体专题材料.docx
+++ b/output/金源/专题/无锡金源半导体专题材料.docx
@@ -1599,7 +1599,7 @@
           <w:b w:val="0"/>
           <w:sz w:val="24"/>
         </w:rPr>
-        <w:t xml:space="preserve">气体喷淋头、氮化铝陶瓷加热盘与全氟醚橡胶密封件三条产品线，分别对应精密加工、陶瓷烧结与高分子配方三类技术，技术路径互不相通。气体喷淋头的技术集中于微孔加工与气流分配，单片喷淋头需在铝合金基体上加工数千至十万个微孔，孔径一致性直接决定气体在晶圆表面分布的均匀性。基体还需经阳极氧化或熔射涂层处理，以耐受氟基与氯基等离子体的腐蚀并控制颗粒析出。</w:t>
+        <w:t xml:space="preserve">气体喷淋头、氮化铝陶瓷加热盘与全氟醚橡胶密封件三条主力产品线，分别对应精密加工、陶瓷烧结与高分子配方三类技术，技术路径互不相通。气体喷淋头的技术集中于微孔加工与气流分配，单片喷淋头需在铝合金基体上加工数千至十万个微孔，孔径一致性直接决定气体在晶圆表面分布的均匀性。基体还需经阳极氧化或熔射涂层处理，以耐受氟基与氯基等离子体的腐蚀并控制颗粒析出。</w:t>
       </w:r>
     </w:p>
     <w:p>

--- a/output/金源/专题/无锡金源半导体专题材料.docx
+++ b/output/金源/专题/无锡金源半导体专题材料.docx
@@ -1599,7 +1599,7 @@
           <w:b w:val="0"/>
           <w:sz w:val="24"/>
         </w:rPr>
-        <w:t xml:space="preserve">气体喷淋头、氮化铝陶瓷加热盘与全氟醚橡胶密封件三条主力产品线，分别对应精密加工、陶瓷烧结与高分子配方三类技术，技术路径互不相通。气体喷淋头的技术集中于微孔加工与气流分配，单片喷淋头需在铝合金基体上加工数千至十万个微孔，孔径一致性直接决定气体在晶圆表面分布的均匀性。基体还需经阳极氧化或熔射涂层处理，以耐受氟基与氯基等离子体的腐蚀并控制颗粒析出。</w:t>
+        <w:t xml:space="preserve">气体喷淋头、氮化铝陶瓷加热盘与全氟醚橡胶密封件三条产品线，分别对应精密加工、陶瓷烧结与高分子配方三类技术，技术路径互不相通。气体喷淋头的技术集中于微孔加工与气流分配，单片喷淋头需在铝合金基体上加工数千至十万个微孔，孔径一致性直接决定气体在晶圆表面分布的均匀性。基体还需经阳极氧化或熔射涂层处理，以耐受氟基与氯基等离子体的腐蚀并控制颗粒析出。</w:t>
       </w:r>
     </w:p>
     <w:p>
